--- a/por/docx/28.content.docx
+++ b/por/docx/28.content.docx
@@ -11,6 +11,15 @@
         <w:pStyle w:val="Heading2"/>
       </w:pPr>
       <w:r>
+        <w:t>Resource: Notas de Estudo (Tyndale)</w:t>
+      </w:r>
+      <w:r/>
+    </w:p>
+    <w:p>
+      <w:pPr>
+        <w:pStyle w:val="Heading2"/>
+      </w:pPr>
+      <w:r>
         <w:t>License Information</w:t>
       </w:r>
       <w:r/>
@@ -21,7 +30,7 @@
         <w:rPr>
           <w:b/>
         </w:rPr>
-        <w:t>Study Notes (Tyndale)</w:t>
+        <w:t>Notas de Estudo (Tyndale)</w:t>
       </w:r>
       <w:r>
         <w:t xml:space="preserve"> (Portuguese) is based on</w:t>
@@ -74,7 +83,7 @@
         <w:pStyle w:val="Heading1"/>
       </w:pPr>
       <w:r>
-        <w:t>Study Notes (Tyndale)</w:t>
+        <w:t>Notas de Estudo (Tyndale)</w:t>
       </w:r>
     </w:p>
     <w:p>
@@ -83,6 +92,51 @@
           <w:headerReference w:type="even" r:id="rId8"/>
           <w:headerReference w:type="default" r:id="rId9"/>
           <w:footerReference w:type="default" r:id="rId10"/>
+          <w:footnotePr>
+            <w:numRestart w:val="eachSect"/>
+          </w:footnotePr>
+          <w:type w:val="continuous"/>
+          <w:pgSz w:w="12240" w:h="15840" w:code="1"/>
+          <w:pgMar w:top="1440" w:right="1440" w:bottom="1440" w:left="1440" w:header="504" w:footer="504" w:gutter="0"/>
+          <w:cols w:space="708"/>
+          <w:titlePg/>
+          <w:docGrid w:linePitch="360"/>
+        </w:sectPr>
+      </w:pPr>
+    </w:p>
+    <w:p>
+      <w:r/>
+    </w:p>
+    <w:p>
+      <w:pPr>
+        <w:pStyle w:val="Heading2"/>
+      </w:pPr>
+      <w:r>
+        <w:t>HOS</w:t>
+      </w:r>
+      <w:r/>
+    </w:p>
+    <w:p>
+      <w:r/>
+      <w:r>
+        <w:rPr>
+          <w:i/>
+        </w:rPr>
+        <w:t>Oséias 1.1, Oséias 1.2–3, Oséias 1.2–3.5, Oséias 1.4, Oséias 1.5, Oséias 1.6, Oséias 1.7, Oséias 1.9, Oséias 1.10, Oséias 1.10–11, Oséias 1.11, Oséias 2.1, Oséias 2.2–23, Oséias 2.3, Oséias 2.5, Oséias 2.6–7, Oséias 2.8, Oséias 2.9–13, Oséias 2.11, Oséias 2.13, Oséias 2.14–15, Oséias 2.16, Oséias 2.17, Oséias 2.18, Oséias 2.19–20, Oséias 2.21–22, Oséias 2.23, Oséias 3.1, Oséias 3.2, Oséias 3.3–4, Oséias 3.5, Oséias 4.1, Oseias 4.1–14.9, Oséias 4.2, Oséias 4.3, Oséias 4.4–5, Oséias 4.6, Oséias 4.9, Oséias 4.10, Oséias 4.12, Oséias 4.13, Oséias 4.14, Oséias 4.15, Oséias 5.1, Oséias 5.2, Oséias 5.3, Oséias 5.4, Oséias 5.6–7, Oséias 5.8–9, Oséias 5.10, Oséias 5.12, Oséias 5.13, Oséias 5.15, Oséias 6.1–3, Oséias 6.4, Oséias 6.6, Oséias 6.7–11, Oséias 6.9, Oséias 6.10, Oséias 7.1–2, Oséias 7.3, Oséias 7.3–7, Oséias 7.4, Oséias 7.6, Oséias 7.7, Oséias 7.8, Oséias 7.8–12, Oséias 7.9, Oséias 7.11, Oséias 7.12, Oséias 7.13, Oséias 7.14, Oséias 7.16, Oséias 8.1, Oséias 8.3, Oséias 8.4, Oséias 8.5–6, Oséias 8.7, Oséias 8.9, Oséias 8.10, Oséias 8.11, Oséias 8.13, Oséias 8.14, Oséias 9.1, Oséias 9.2, Oséias 9.3, Oséias 9.4, Oséias 9.6, Oséias 9.7, Oséias 9.8, Oséias 9.9, Oséias 9.10, Oséias 9.11, Oséias 9.13, Oséias 9.15, Oséias 9.17, Oséias 10.1, Oséias 10.3, Oséias 10.4, Oséias 10.5–6, Oséias 10.8, Oséias 10.9–10, Oséias 10.11, Oséias 10.12, Oséias 10.14, Oséias 11.1, Oséias 11.1–11, Oséias 11.2, Oséias 11.3–4, Oséias 11.5–7, Oséias 11.8, Oséias 11.9, Oséias 11.10–11, Oséias 11.12–12:14, Oséias 12.1, Oséias 12.3, Oséias 12.4, Oséias 12.6, Oséias 12.7–8, Oséias 12.9, Oséias 12.11, Oséias 12.13, Oséias 13.1, Oséias 13.2, Oséias 13.3, Oséias 13.4–5, Oséias 13.6, Oséias 13.7–8, Oséias 13.9, Oséias 13.10, Oséias 13.11, Oséias 13.12, Oséias 13.13, Oséias 13.14, Oséias 13.16, Oséias 14.1–9, Oséias 14.2–3, Oséias 14.3, Oséias 14.4, Oséias 14.5, Oséias 14.5–7, Oséias 14.7, Oséias 14.8, Oséias 14.9</w:t>
+      </w:r>
+      <w:r/>
+    </w:p>
+    <w:p>
+      <w:r/>
+      <w:r>
+        <w:t xml:space="preserve"> </w:t>
+      </w:r>
+      <w:r/>
+      <w:r/>
+    </w:p>
+    <w:p>
+      <w:pPr>
+        <w:sectPr>
           <w:footnotePr>
             <w:numRestart w:val="eachSect"/>
           </w:footnotePr>

--- a/por/docx/28.content.docx
+++ b/por/docx/28.content.docx
@@ -163,13 +163,6 @@
         <w:rPr>
           <w:lang w:val="pt_PT" w:bidi="pt_PT"/>
         </w:rPr>
-      </w:r>
-      <w:r>
-        <w:rPr>
-          <w:i/>
-          <w:lang w:val="pt_PT" w:bidi="pt_PT"/>
-        </w:rPr>
-        <w:t>Oséias 1.1, Oséias 1.2–3, Oséias 1.2–3.5, Oséias 1.4, Oséias 1.5, Oséias 1.6, Oséias 1.7, Oséias 1.9, Oséias 1.10, Oséias 1.10–11, Oséias 1.11, Oséias 2.1, Oséias 2.2–23, Oséias 2.3, Oséias 2.5, Oséias 2.6–7, Oséias 2.8, Oséias 2.9–13, Oséias 2.11, Oséias 2.13, Oséias 2.14–15, Oséias 2.16, Oséias 2.17, Oséias 2.18, Oséias 2.19–20, Oséias 2.21–22, Oséias 2.23, Oséias 3.1, Oséias 3.2, Oséias 3.3–4, Oséias 3.5, Oséias 4.1, Oseias 4.1–14.9, Oséias 4.2, Oséias 4.3, Oséias 4.4–5, Oséias 4.6, Oséias 4.9, Oséias 4.10, Oséias 4.12, Oséias 4.13, Oséias 4.14, Oséias 4.15, Oséias 5.1, Oséias 5.2, Oséias 5.3, Oséias 5.4, Oséias 5.6–7, Oséias 5.8–9, Oséias 5.10, Oséias 5.12, Oséias 5.13, Oséias 5.15, Oséias 6.1–3, Oséias 6.4, Oséias 6.6, Oséias 6.7–11, Oséias 6.9, Oséias 6.10, Oséias 7.1–2, Oséias 7.3, Oséias 7.3–7, Oséias 7.4, Oséias 7.6, Oséias 7.7, Oséias 7.8, Oséias 7.8–12, Oséias 7.9, Oséias 7.11, Oséias 7.12, Oséias 7.13, Oséias 7.14, Oséias 7.16, Oséias 8.1, Oséias 8.3, Oséias 8.4, Oséias 8.5–6, Oséias 8.7, Oséias 8.9, Oséias 8.10, Oséias 8.11, Oséias 8.13, Oséias 8.14, Oséias 9.1, Oséias 9.2, Oséias 9.3, Oséias 9.4, Oséias 9.6, Oséias 9.7, Oséias 9.8, Oséias 9.9, Oséias 9.10, Oséias 9.11, Oséias 9.13, Oséias 9.15, Oséias 9.17, Oséias 10.1, Oséias 10.3, Oséias 10.4, Oséias 10.5–6, Oséias 10.8, Oséias 10.9–10, Oséias 10.11, Oséias 10.12, Oséias 10.14, Oséias 11.1, Oséias 11.1–11, Oséias 11.2, Oséias 11.3–4, Oséias 11.5–7, Oséias 11.8, Oséias 11.9, Oséias 11.10–11, Oséias 11.12–12:14, Oséias 12.1, Oséias 12.3, Oséias 12.4, Oséias 12.6, Oséias 12.7–8, Oséias 12.9, Oséias 12.11, Oséias 12.13, Oséias 13.1, Oséias 13.2, Oséias 13.3, Oséias 13.4–5, Oséias 13.6, Oséias 13.7–8, Oséias 13.9, Oséias 13.10, Oséias 13.11, Oséias 13.12, Oséias 13.13, Oséias 13.14, Oséias 13.16, Oséias 14.1–9, Oséias 14.2–3, Oséias 14.3, Oséias 14.4, Oséias 14.5, Oséias 14.5–7, Oséias 14.7, Oséias 14.8, Oséias 14.9</w:t>
       </w:r>
       <w:r>
         <w:rPr>

--- a/por/docx/28.content.docx
+++ b/por/docx/28.content.docx
@@ -150,19 +150,6 @@
           <w:lang w:val="pt_PT" w:bidi="pt_PT"/>
         </w:rPr>
         <w:t>HOS</w:t>
-      </w:r>
-      <w:r>
-        <w:rPr>
-          <w:lang w:val="pt_PT" w:bidi="pt_PT"/>
-        </w:rPr>
-      </w:r>
-    </w:p>
-    <w:p>
-      <w:pPr/>
-      <w:r>
-        <w:rPr>
-          <w:lang w:val="pt_PT" w:bidi="pt_PT"/>
-        </w:rPr>
       </w:r>
       <w:r>
         <w:rPr>

--- a/por/docx/28.content.docx
+++ b/por/docx/28.content.docx
@@ -19,7 +19,7 @@
         <w:rPr>
           <w:lang w:val="pt_PT" w:bidi="pt_PT"/>
         </w:rPr>
-        <w:t>Resource: Notas de Estudo (Tyndale)</w:t>
+        <w:t>Resource: Tyndale Open Study Notes</w:t>
       </w:r>
       <w:r>
         <w:rPr>
@@ -112,7 +112,7 @@
         <w:rPr>
           <w:lang w:val="pt_PT" w:bidi="pt_PT"/>
         </w:rPr>
-        <w:t>Notas de Estudo (Tyndale)</w:t>
+        <w:t>Tyndale Open Study Notes</w:t>
       </w:r>
     </w:p>
     <w:p>

--- a/por/docx/28.content.docx
+++ b/por/docx/28.content.docx
@@ -19,7 +19,7 @@
         <w:rPr>
           <w:lang w:val="pt_PT" w:bidi="pt_PT"/>
         </w:rPr>
-        <w:t>Resource: Tyndale Open Study Notes</w:t>
+        <w:t>Resource: Aquifer Open Study Notes</w:t>
       </w:r>
       <w:r>
         <w:rPr>
@@ -112,7 +112,7 @@
         <w:rPr>
           <w:lang w:val="pt_PT" w:bidi="pt_PT"/>
         </w:rPr>
-        <w:t>Tyndale Open Study Notes</w:t>
+        <w:t>Aquifer Open Study Notes</w:t>
       </w:r>
     </w:p>
     <w:p>

--- a/por/docx/28.content.docx
+++ b/por/docx/28.content.docx
@@ -233,90 +233,60 @@
         </w:rPr>
         <w:t xml:space="preserve">Esta é a mensagem que o Senhor Deus deu: o livro de Oseias começa declarando que estas não são meramente palavras humanas, mas uma mensagem do único Deus verdadeiro (cp. </w:t>
       </w:r>
-      <w:hyperlink r:id="rId13">
-        <w:r>
-          <w:rPr>
-            <w:lang w:val="pt_PT" w:bidi="pt_PT"/>
-          </w:rPr>
-          <w:rPr>
-            <w:color w:val="0000EE"/>
-            <w:u w:val="single"/>
-          </w:rPr>
-          <w:t>Jl 1.1</w:t>
-        </w:r>
-      </w:hyperlink>
+      <w:r>
+        <w:rPr>
+          <w:lang w:val="pt_PT" w:bidi="pt_PT"/>
+        </w:rPr>
+        <w:t>Jl 1.1</w:t>
+      </w:r>
       <w:r>
         <w:rPr>
           <w:lang w:val="pt_PT" w:bidi="pt_PT"/>
         </w:rPr>
         <w:t xml:space="preserve">; </w:t>
       </w:r>
-      <w:hyperlink r:id="rId14">
-        <w:r>
-          <w:rPr>
-            <w:lang w:val="pt_PT" w:bidi="pt_PT"/>
-          </w:rPr>
-          <w:rPr>
-            <w:color w:val="0000EE"/>
-            <w:u w:val="single"/>
-          </w:rPr>
-          <w:t>Mq 1.1</w:t>
-        </w:r>
-      </w:hyperlink>
+      <w:r>
+        <w:rPr>
+          <w:lang w:val="pt_PT" w:bidi="pt_PT"/>
+        </w:rPr>
+        <w:t>Mq 1.1</w:t>
+      </w:r>
       <w:r>
         <w:rPr>
           <w:lang w:val="pt_PT" w:bidi="pt_PT"/>
         </w:rPr>
         <w:t xml:space="preserve">; </w:t>
       </w:r>
-      <w:hyperlink r:id="rId15">
-        <w:r>
-          <w:rPr>
-            <w:lang w:val="pt_PT" w:bidi="pt_PT"/>
-          </w:rPr>
-          <w:rPr>
-            <w:color w:val="0000EE"/>
-            <w:u w:val="single"/>
-          </w:rPr>
-          <w:t>Sf 1.1</w:t>
-        </w:r>
-      </w:hyperlink>
+      <w:r>
+        <w:rPr>
+          <w:lang w:val="pt_PT" w:bidi="pt_PT"/>
+        </w:rPr>
+        <w:t>Sf 1.1</w:t>
+      </w:r>
       <w:r>
         <w:rPr>
           <w:lang w:val="pt_PT" w:bidi="pt_PT"/>
         </w:rPr>
         <w:t xml:space="preserve">). • Oseias filho de Beeri: várias outras pessoas importantes no Antigo Testamento também são chamadas Oseias (ou Hoshea; ambos são escritos da mesma forma em hebraico; </w:t>
       </w:r>
-      <w:hyperlink r:id="rId16">
-        <w:r>
-          <w:rPr>
-            <w:lang w:val="pt_PT" w:bidi="pt_PT"/>
-          </w:rPr>
-          <w:rPr>
-            <w:color w:val="0000EE"/>
-            <w:u w:val="single"/>
-          </w:rPr>
-          <w:t>Nm 13.8</w:t>
-        </w:r>
-      </w:hyperlink>
+      <w:r>
+        <w:rPr>
+          <w:lang w:val="pt_PT" w:bidi="pt_PT"/>
+        </w:rPr>
+        <w:t>Nm 13.8</w:t>
+      </w:r>
       <w:r>
         <w:rPr>
           <w:lang w:val="pt_PT" w:bidi="pt_PT"/>
         </w:rPr>
         <w:t xml:space="preserve">; </w:t>
       </w:r>
-      <w:hyperlink r:id="rId17">
-        <w:r>
-          <w:rPr>
-            <w:lang w:val="pt_PT" w:bidi="pt_PT"/>
-          </w:rPr>
-          <w:rPr>
-            <w:color w:val="0000EE"/>
-            <w:u w:val="single"/>
-          </w:rPr>
-          <w:t>2Rs 17.1</w:t>
-        </w:r>
-      </w:hyperlink>
+      <w:r>
+        <w:rPr>
+          <w:lang w:val="pt_PT" w:bidi="pt_PT"/>
+        </w:rPr>
+        <w:t>2Rs 17.1</w:t>
+      </w:r>
       <w:r>
         <w:rPr>
           <w:lang w:val="pt_PT" w:bidi="pt_PT"/>
@@ -479,18 +449,12 @@
         </w:rPr>
         <w:t xml:space="preserve">Jezreel é um vale fértil no centro-norte de Israel. • Os assassinatos que Jeú cometeu em Jezreel são descritos em </w:t>
       </w:r>
-      <w:hyperlink r:id="rId18">
-        <w:r>
-          <w:rPr>
-            <w:lang w:val="pt_PT" w:bidi="pt_PT"/>
-          </w:rPr>
-          <w:rPr>
-            <w:color w:val="0000EE"/>
-            <w:u w:val="single"/>
-          </w:rPr>
-          <w:t>2Rs 9–10</w:t>
-        </w:r>
-      </w:hyperlink>
+      <w:r>
+        <w:rPr>
+          <w:lang w:val="pt_PT" w:bidi="pt_PT"/>
+        </w:rPr>
+        <w:t>2Rs 9–10</w:t>
+      </w:r>
       <w:r>
         <w:rPr>
           <w:lang w:val="pt_PT" w:bidi="pt_PT"/>
@@ -606,18 +570,12 @@
         </w:rPr>
         <w:t xml:space="preserve">): os nomes dos filhos de Oseias faziam parte de sua mensagem profética (cf. </w:t>
       </w:r>
-      <w:hyperlink r:id="rId19">
-        <w:r>
-          <w:rPr>
-            <w:lang w:val="pt_PT" w:bidi="pt_PT"/>
-          </w:rPr>
-          <w:rPr>
-            <w:color w:val="0000EE"/>
-            <w:u w:val="single"/>
-          </w:rPr>
-          <w:t>Is 7.10–8.8</w:t>
-        </w:r>
-      </w:hyperlink>
+      <w:r>
+        <w:rPr>
+          <w:lang w:val="pt_PT" w:bidi="pt_PT"/>
+        </w:rPr>
+        <w:t>Is 7.10–8.8</w:t>
+      </w:r>
       <w:r>
         <w:rPr>
           <w:lang w:val="pt_PT" w:bidi="pt_PT"/>
@@ -733,36 +691,24 @@
         </w:rPr>
         <w:t>) carrega o julgamento mais severo de todos, pois parece anunciar o fim do relacionamento de aliança de Israel com o Senhor. O título querido meu povo — concedido a Israel quando viviam obedientemente em aliança com o Senhor seu Deus (</w:t>
       </w:r>
-      <w:hyperlink r:id="rId20">
-        <w:r>
-          <w:rPr>
-            <w:lang w:val="pt_PT" w:bidi="pt_PT"/>
-          </w:rPr>
-          <w:rPr>
-            <w:color w:val="0000EE"/>
-            <w:u w:val="single"/>
-          </w:rPr>
-          <w:t>Lv 26.12</w:t>
-        </w:r>
-      </w:hyperlink>
+      <w:r>
+        <w:rPr>
+          <w:lang w:val="pt_PT" w:bidi="pt_PT"/>
+        </w:rPr>
+        <w:t>Lv 26.12</w:t>
+      </w:r>
       <w:r>
         <w:rPr>
           <w:lang w:val="pt_PT" w:bidi="pt_PT"/>
         </w:rPr>
         <w:t xml:space="preserve">; veja também </w:t>
       </w:r>
-      <w:hyperlink r:id="rId21">
-        <w:r>
-          <w:rPr>
-            <w:lang w:val="pt_PT" w:bidi="pt_PT"/>
-          </w:rPr>
-          <w:rPr>
-            <w:color w:val="0000EE"/>
-            <w:u w:val="single"/>
-          </w:rPr>
-          <w:t>Êx 6.7</w:t>
-        </w:r>
-      </w:hyperlink>
+      <w:r>
+        <w:rPr>
+          <w:lang w:val="pt_PT" w:bidi="pt_PT"/>
+        </w:rPr>
+        <w:t>Êx 6.7</w:t>
+      </w:r>
       <w:r>
         <w:rPr>
           <w:lang w:val="pt_PT" w:bidi="pt_PT"/>
@@ -795,18 +741,12 @@
         </w:rPr>
         <w:t xml:space="preserve"> (cp. </w:t>
       </w:r>
-      <w:hyperlink r:id="rId22">
-        <w:r>
-          <w:rPr>
-            <w:lang w:val="pt_PT" w:bidi="pt_PT"/>
-          </w:rPr>
-          <w:rPr>
-            <w:color w:val="0000EE"/>
-            <w:u w:val="single"/>
-          </w:rPr>
-          <w:t>Êx 3.14</w:t>
-        </w:r>
-      </w:hyperlink>
+      <w:r>
+        <w:rPr>
+          <w:lang w:val="pt_PT" w:bidi="pt_PT"/>
+        </w:rPr>
+        <w:t>Êx 3.14</w:t>
+      </w:r>
       <w:r>
         <w:rPr>
           <w:lang w:val="pt_PT" w:bidi="pt_PT"/>
@@ -861,54 +801,36 @@
         </w:rPr>
         <w:t>areia do mar: esta promessa de crescimento populacional futuro para o povo de Deus ecoa a promessa dada aos patriarcas Abraão e Jacó (</w:t>
       </w:r>
-      <w:hyperlink r:id="rId23">
-        <w:r>
-          <w:rPr>
-            <w:lang w:val="pt_PT" w:bidi="pt_PT"/>
-          </w:rPr>
-          <w:rPr>
-            <w:color w:val="0000EE"/>
-            <w:u w:val="single"/>
-          </w:rPr>
-          <w:t>Gn 22.17</w:t>
-        </w:r>
-      </w:hyperlink>
+      <w:r>
+        <w:rPr>
+          <w:lang w:val="pt_PT" w:bidi="pt_PT"/>
+        </w:rPr>
+        <w:t>Gn 22.17</w:t>
+      </w:r>
       <w:r>
         <w:rPr>
           <w:lang w:val="pt_PT" w:bidi="pt_PT"/>
         </w:rPr>
         <w:t xml:space="preserve">; </w:t>
       </w:r>
-      <w:hyperlink r:id="rId24">
-        <w:r>
-          <w:rPr>
-            <w:lang w:val="pt_PT" w:bidi="pt_PT"/>
-          </w:rPr>
-          <w:rPr>
-            <w:color w:val="0000EE"/>
-            <w:u w:val="single"/>
-          </w:rPr>
-          <w:t>32.12</w:t>
-        </w:r>
-      </w:hyperlink>
+      <w:r>
+        <w:rPr>
+          <w:lang w:val="pt_PT" w:bidi="pt_PT"/>
+        </w:rPr>
+        <w:t>32.12</w:t>
+      </w:r>
       <w:r>
         <w:rPr>
           <w:lang w:val="pt_PT" w:bidi="pt_PT"/>
         </w:rPr>
         <w:t>). • Vocês são os filhos do Deus vivo: esta expressão não é encontrada em nenhum outro lugar no Antigo Testamento, mas Paulo citou este versículo (</w:t>
       </w:r>
-      <w:hyperlink r:id="rId25">
-        <w:r>
-          <w:rPr>
-            <w:lang w:val="pt_PT" w:bidi="pt_PT"/>
-          </w:rPr>
-          <w:rPr>
-            <w:color w:val="0000EE"/>
-            <w:u w:val="single"/>
-          </w:rPr>
-          <w:t>Rm 9.26</w:t>
-        </w:r>
-      </w:hyperlink>
+      <w:r>
+        <w:rPr>
+          <w:lang w:val="pt_PT" w:bidi="pt_PT"/>
+        </w:rPr>
+        <w:t>Rm 9.26</w:t>
+      </w:r>
       <w:r>
         <w:rPr>
           <w:lang w:val="pt_PT" w:bidi="pt_PT"/>
@@ -1011,18 +933,12 @@
         </w:rPr>
         <w:t xml:space="preserve">Os povos de Judá e de Israel se unirão: por quase 200 anos, Israel e Judá foram divididos em reinos separados por rivalidade política. Quando Deus restaurar seu povo, ele reunirá os reinos divididos sob um único líder, como no tempo de Davi, e reverterá a maldição do exílio (veja também </w:t>
       </w:r>
-      <w:hyperlink r:id="rId26">
-        <w:r>
-          <w:rPr>
-            <w:lang w:val="pt_PT" w:bidi="pt_PT"/>
-          </w:rPr>
-          <w:rPr>
-            <w:color w:val="0000EE"/>
-            <w:u w:val="single"/>
-          </w:rPr>
-          <w:t>Ez 37.15–28</w:t>
-        </w:r>
-      </w:hyperlink>
+      <w:r>
+        <w:rPr>
+          <w:lang w:val="pt_PT" w:bidi="pt_PT"/>
+        </w:rPr>
+        <w:t>Ez 37.15–28</w:t>
+      </w:r>
       <w:r>
         <w:rPr>
           <w:lang w:val="pt_PT" w:bidi="pt_PT"/>
@@ -1125,90 +1041,60 @@
         </w:rPr>
         <w:t xml:space="preserve">Acusem a sua mãe: à primeira vista, o Senhor, como o marido ofendido, parece estar emitindo um documento de divórcio contra sua esposa infiel, Israel (veja </w:t>
       </w:r>
-      <w:hyperlink r:id="rId27">
-        <w:r>
-          <w:rPr>
-            <w:lang w:val="pt_PT" w:bidi="pt_PT"/>
-          </w:rPr>
-          <w:rPr>
-            <w:color w:val="0000EE"/>
-            <w:u w:val="single"/>
-          </w:rPr>
-          <w:t>Dt 24.1</w:t>
-        </w:r>
-      </w:hyperlink>
+      <w:r>
+        <w:rPr>
+          <w:lang w:val="pt_PT" w:bidi="pt_PT"/>
+        </w:rPr>
+        <w:t>Dt 24.1</w:t>
+      </w:r>
       <w:r>
         <w:rPr>
           <w:lang w:val="pt_PT" w:bidi="pt_PT"/>
         </w:rPr>
         <w:t>). No entanto, à medida que a passagem continua, fica claro que o propósito de Deus neste processo não é o divórcio, mas a reconciliação (</w:t>
       </w:r>
-      <w:hyperlink r:id="rId28">
-        <w:r>
-          <w:rPr>
-            <w:lang w:val="pt_PT" w:bidi="pt_PT"/>
-          </w:rPr>
-          <w:rPr>
-            <w:color w:val="0000EE"/>
-            <w:u w:val="single"/>
-          </w:rPr>
-          <w:t>Os 2.14–23</w:t>
-        </w:r>
-      </w:hyperlink>
+      <w:r>
+        <w:rPr>
+          <w:lang w:val="pt_PT" w:bidi="pt_PT"/>
+        </w:rPr>
+        <w:t>Os 2.14–23</w:t>
+      </w:r>
       <w:r>
         <w:rPr>
           <w:lang w:val="pt_PT" w:bidi="pt_PT"/>
         </w:rPr>
         <w:t>). O caso de Deus contra Israel é destinado a despertar Israel para seu pecado e oferecer-lhe uma chance de retornar ao seu verdadeiro marido. O desejo do Senhor de reconciliação com Israel é ainda mais surpreendente, considerando que a lei estipulava a pena de morte para um cônjuge adúltero (</w:t>
       </w:r>
-      <w:hyperlink r:id="rId29">
-        <w:r>
-          <w:rPr>
-            <w:lang w:val="pt_PT" w:bidi="pt_PT"/>
-          </w:rPr>
-          <w:rPr>
-            <w:color w:val="0000EE"/>
-            <w:u w:val="single"/>
-          </w:rPr>
-          <w:t>Dt 22.22</w:t>
-        </w:r>
-      </w:hyperlink>
+      <w:r>
+        <w:rPr>
+          <w:lang w:val="pt_PT" w:bidi="pt_PT"/>
+        </w:rPr>
+        <w:t>Dt 22.22</w:t>
+      </w:r>
       <w:r>
         <w:rPr>
           <w:lang w:val="pt_PT" w:bidi="pt_PT"/>
         </w:rPr>
         <w:t xml:space="preserve">; veja também </w:t>
       </w:r>
-      <w:hyperlink r:id="rId30">
-        <w:r>
-          <w:rPr>
-            <w:lang w:val="pt_PT" w:bidi="pt_PT"/>
-          </w:rPr>
-          <w:rPr>
-            <w:color w:val="0000EE"/>
-            <w:u w:val="single"/>
-          </w:rPr>
-          <w:t>Gn 38.24</w:t>
-        </w:r>
-      </w:hyperlink>
+      <w:r>
+        <w:rPr>
+          <w:lang w:val="pt_PT" w:bidi="pt_PT"/>
+        </w:rPr>
+        <w:t>Gn 38.24</w:t>
+      </w:r>
       <w:r>
         <w:rPr>
           <w:lang w:val="pt_PT" w:bidi="pt_PT"/>
         </w:rPr>
         <w:t xml:space="preserve">; </w:t>
       </w:r>
-      <w:hyperlink r:id="rId31">
-        <w:r>
-          <w:rPr>
-            <w:lang w:val="pt_PT" w:bidi="pt_PT"/>
-          </w:rPr>
-          <w:rPr>
-            <w:color w:val="0000EE"/>
-            <w:u w:val="single"/>
-          </w:rPr>
-          <w:t>Lv 21.9</w:t>
-        </w:r>
-      </w:hyperlink>
+      <w:r>
+        <w:rPr>
+          <w:lang w:val="pt_PT" w:bidi="pt_PT"/>
+        </w:rPr>
+        <w:t>Lv 21.9</w:t>
+      </w:r>
       <w:r>
         <w:rPr>
           <w:lang w:val="pt_PT" w:bidi="pt_PT"/>
@@ -1263,36 +1149,24 @@
         </w:rPr>
         <w:t xml:space="preserve">O Senhor adverte a infiel Israel que, a menos que ela se arrependa e retorne ao seu parceiro de aliança, ele a despirá... nua (veja também </w:t>
       </w:r>
-      <w:hyperlink r:id="rId32">
-        <w:r>
-          <w:rPr>
-            <w:lang w:val="pt_PT" w:bidi="pt_PT"/>
-          </w:rPr>
-          <w:rPr>
-            <w:color w:val="0000EE"/>
-            <w:u w:val="single"/>
-          </w:rPr>
-          <w:t>2.10</w:t>
-        </w:r>
-      </w:hyperlink>
+      <w:r>
+        <w:rPr>
+          <w:lang w:val="pt_PT" w:bidi="pt_PT"/>
+        </w:rPr>
+        <w:t>2.10</w:t>
+      </w:r>
       <w:r>
         <w:rPr>
           <w:lang w:val="pt_PT" w:bidi="pt_PT"/>
         </w:rPr>
         <w:t>). Ezequiel também emprega essa imagem de julgamento e vergonha (</w:t>
       </w:r>
-      <w:hyperlink r:id="rId33">
-        <w:r>
-          <w:rPr>
-            <w:lang w:val="pt_PT" w:bidi="pt_PT"/>
-          </w:rPr>
-          <w:rPr>
-            <w:color w:val="0000EE"/>
-            <w:u w:val="single"/>
-          </w:rPr>
-          <w:t>Ez 16.36–37</w:t>
-        </w:r>
-      </w:hyperlink>
+      <w:r>
+        <w:rPr>
+          <w:lang w:val="pt_PT" w:bidi="pt_PT"/>
+        </w:rPr>
+        <w:t>Ez 16.36–37</w:t>
+      </w:r>
       <w:r>
         <w:rPr>
           <w:lang w:val="pt_PT" w:bidi="pt_PT"/>
@@ -1447,54 +1321,36 @@
         </w:rPr>
         <w:t xml:space="preserve">): a palavra hebraica inicial de </w:t>
       </w:r>
-      <w:hyperlink r:id="rId34">
-        <w:r>
-          <w:rPr>
-            <w:lang w:val="pt_PT" w:bidi="pt_PT"/>
-          </w:rPr>
-          <w:rPr>
-            <w:color w:val="0000EE"/>
-            <w:u w:val="single"/>
-          </w:rPr>
-          <w:t>2.6</w:t>
-        </w:r>
-      </w:hyperlink>
+      <w:r>
+        <w:rPr>
+          <w:lang w:val="pt_PT" w:bidi="pt_PT"/>
+        </w:rPr>
+        <w:t>2.6</w:t>
+      </w:r>
       <w:r>
         <w:rPr>
           <w:lang w:val="pt_PT" w:bidi="pt_PT"/>
         </w:rPr>
         <w:t xml:space="preserve"> (também de </w:t>
       </w:r>
-      <w:hyperlink r:id="rId35">
-        <w:r>
-          <w:rPr>
-            <w:lang w:val="pt_PT" w:bidi="pt_PT"/>
-          </w:rPr>
-          <w:rPr>
-            <w:color w:val="0000EE"/>
-            <w:u w:val="single"/>
-          </w:rPr>
-          <w:t>2.9</w:t>
-        </w:r>
-      </w:hyperlink>
+      <w:r>
+        <w:rPr>
+          <w:lang w:val="pt_PT" w:bidi="pt_PT"/>
+        </w:rPr>
+        <w:t>2.9</w:t>
+      </w:r>
       <w:r>
         <w:rPr>
           <w:lang w:val="pt_PT" w:bidi="pt_PT"/>
         </w:rPr>
         <w:t xml:space="preserve"> e </w:t>
       </w:r>
-      <w:hyperlink r:id="rId36">
-        <w:r>
-          <w:rPr>
-            <w:lang w:val="pt_PT" w:bidi="pt_PT"/>
-          </w:rPr>
-          <w:rPr>
-            <w:color w:val="0000EE"/>
-            <w:u w:val="single"/>
-          </w:rPr>
-          <w:t>2.14</w:t>
-        </w:r>
-      </w:hyperlink>
+      <w:r>
+        <w:rPr>
+          <w:lang w:val="pt_PT" w:bidi="pt_PT"/>
+        </w:rPr>
+        <w:t>2.14</w:t>
+      </w:r>
       <w:r>
         <w:rPr>
           <w:lang w:val="pt_PT" w:bidi="pt_PT"/>
@@ -1610,18 +1466,12 @@
         </w:rPr>
         <w:t>O primeiro julgamento de Deus (</w:t>
       </w:r>
-      <w:hyperlink r:id="rId37">
-        <w:r>
-          <w:rPr>
-            <w:lang w:val="pt_PT" w:bidi="pt_PT"/>
-          </w:rPr>
-          <w:rPr>
-            <w:color w:val="0000EE"/>
-            <w:u w:val="single"/>
-          </w:rPr>
-          <w:t>2.6–7</w:t>
-        </w:r>
-      </w:hyperlink>
+      <w:r>
+        <w:rPr>
+          <w:lang w:val="pt_PT" w:bidi="pt_PT"/>
+        </w:rPr>
+        <w:t>2.6–7</w:t>
+      </w:r>
       <w:r>
         <w:rPr>
           <w:lang w:val="pt_PT" w:bidi="pt_PT"/>
@@ -1676,72 +1526,48 @@
         </w:rPr>
         <w:t>Do contexto (</w:t>
       </w:r>
-      <w:hyperlink r:id="rId38">
-        <w:r>
-          <w:rPr>
-            <w:lang w:val="pt_PT" w:bidi="pt_PT"/>
-          </w:rPr>
-          <w:rPr>
-            <w:color w:val="0000EE"/>
-            <w:u w:val="single"/>
-          </w:rPr>
-          <w:t>2.13</w:t>
-        </w:r>
-      </w:hyperlink>
+      <w:r>
+        <w:rPr>
+          <w:lang w:val="pt_PT" w:bidi="pt_PT"/>
+        </w:rPr>
+        <w:t>2.13</w:t>
+      </w:r>
       <w:r>
         <w:rPr>
           <w:lang w:val="pt_PT" w:bidi="pt_PT"/>
         </w:rPr>
         <w:t>,</w:t>
       </w:r>
-      <w:hyperlink r:id="rId39">
-        <w:r>
-          <w:rPr>
-            <w:lang w:val="pt_PT" w:bidi="pt_PT"/>
-          </w:rPr>
-          <w:rPr>
-            <w:color w:val="0000EE"/>
-            <w:u w:val="single"/>
-          </w:rPr>
-          <w:t>16–17</w:t>
-        </w:r>
-      </w:hyperlink>
+      <w:r>
+        <w:rPr>
+          <w:lang w:val="pt_PT" w:bidi="pt_PT"/>
+        </w:rPr>
+        <w:t>16–17</w:t>
+      </w:r>
       <w:r>
         <w:rPr>
           <w:lang w:val="pt_PT" w:bidi="pt_PT"/>
         </w:rPr>
         <w:t xml:space="preserve">), assim como de passagens semelhantes em </w:t>
       </w:r>
-      <w:hyperlink r:id="rId40">
-        <w:r>
-          <w:rPr>
-            <w:lang w:val="pt_PT" w:bidi="pt_PT"/>
-          </w:rPr>
-          <w:rPr>
-            <w:color w:val="0000EE"/>
-            <w:u w:val="single"/>
-          </w:rPr>
-          <w:t>Is 1.12–17</w:t>
-        </w:r>
-      </w:hyperlink>
+      <w:r>
+        <w:rPr>
+          <w:lang w:val="pt_PT" w:bidi="pt_PT"/>
+        </w:rPr>
+        <w:t>Is 1.12–17</w:t>
+      </w:r>
       <w:r>
         <w:rPr>
           <w:lang w:val="pt_PT" w:bidi="pt_PT"/>
         </w:rPr>
         <w:t xml:space="preserve"> e </w:t>
       </w:r>
-      <w:hyperlink r:id="rId41">
-        <w:r>
-          <w:rPr>
-            <w:lang w:val="pt_PT" w:bidi="pt_PT"/>
-          </w:rPr>
-          <w:rPr>
-            <w:color w:val="0000EE"/>
-            <w:u w:val="single"/>
-          </w:rPr>
-          <w:t>Am 5.21–24</w:t>
-        </w:r>
-      </w:hyperlink>
+      <w:r>
+        <w:rPr>
+          <w:lang w:val="pt_PT" w:bidi="pt_PT"/>
+        </w:rPr>
+        <w:t>Am 5.21–24</w:t>
+      </w:r>
       <w:r>
         <w:rPr>
           <w:lang w:val="pt_PT" w:bidi="pt_PT"/>
@@ -1835,54 +1661,36 @@
         </w:rPr>
         <w:t xml:space="preserve"> o Senhor (veja </w:t>
       </w:r>
-      <w:hyperlink r:id="rId42">
-        <w:r>
-          <w:rPr>
-            <w:lang w:val="pt_PT" w:bidi="pt_PT"/>
-          </w:rPr>
-          <w:rPr>
-            <w:color w:val="0000EE"/>
-            <w:u w:val="single"/>
-          </w:rPr>
-          <w:t>8.14</w:t>
-        </w:r>
-      </w:hyperlink>
+      <w:r>
+        <w:rPr>
+          <w:lang w:val="pt_PT" w:bidi="pt_PT"/>
+        </w:rPr>
+        <w:t>8.14</w:t>
+      </w:r>
       <w:r>
         <w:rPr>
           <w:lang w:val="pt_PT" w:bidi="pt_PT"/>
         </w:rPr>
         <w:t xml:space="preserve">; </w:t>
       </w:r>
-      <w:hyperlink r:id="rId43">
-        <w:r>
-          <w:rPr>
-            <w:lang w:val="pt_PT" w:bidi="pt_PT"/>
-          </w:rPr>
-          <w:rPr>
-            <w:color w:val="0000EE"/>
-            <w:u w:val="single"/>
-          </w:rPr>
-          <w:t>13.6</w:t>
-        </w:r>
-      </w:hyperlink>
+      <w:r>
+        <w:rPr>
+          <w:lang w:val="pt_PT" w:bidi="pt_PT"/>
+        </w:rPr>
+        <w:t>13.6</w:t>
+      </w:r>
       <w:r>
         <w:rPr>
           <w:lang w:val="pt_PT" w:bidi="pt_PT"/>
         </w:rPr>
         <w:t xml:space="preserve">; </w:t>
       </w:r>
-      <w:hyperlink r:id="rId44">
-        <w:r>
-          <w:rPr>
-            <w:lang w:val="pt_PT" w:bidi="pt_PT"/>
-          </w:rPr>
-          <w:rPr>
-            <w:color w:val="0000EE"/>
-            <w:u w:val="single"/>
-          </w:rPr>
-          <w:t>Jó 8.12–13</w:t>
-        </w:r>
-      </w:hyperlink>
+      <w:r>
+        <w:rPr>
+          <w:lang w:val="pt_PT" w:bidi="pt_PT"/>
+        </w:rPr>
+        <w:t>Jó 8.12–13</w:t>
+      </w:r>
       <w:r>
         <w:rPr>
           <w:lang w:val="pt_PT" w:bidi="pt_PT"/>
@@ -1937,54 +1745,36 @@
         </w:rPr>
         <w:t xml:space="preserve">O terceiro julgamento (veja a nota em </w:t>
       </w:r>
-      <w:hyperlink r:id="rId37">
-        <w:r>
-          <w:rPr>
-            <w:lang w:val="pt_PT" w:bidi="pt_PT"/>
-          </w:rPr>
-          <w:rPr>
-            <w:color w:val="0000EE"/>
-            <w:u w:val="single"/>
-          </w:rPr>
-          <w:t>2.6–7</w:t>
-        </w:r>
-      </w:hyperlink>
+      <w:r>
+        <w:rPr>
+          <w:lang w:val="pt_PT" w:bidi="pt_PT"/>
+        </w:rPr>
+        <w:t>2.6–7</w:t>
+      </w:r>
       <w:r>
         <w:rPr>
           <w:lang w:val="pt_PT" w:bidi="pt_PT"/>
         </w:rPr>
         <w:t>) é completamente inesperado. O Senhor, que havia sofrido inocentemente a repetida infidelidade de Israel, anuncia que tomará a iniciativa de cortejar Israel para conquistá-la novamente. Ele a conduzirá ao deserto, onde primeiro entrou em aliança com ela, longe das influências sedutoras da religião cananeia. • O Vale da Desgraça foi o cenário do primeiro ato de desobediência de Israel após entrarem na Terra Prometida (</w:t>
       </w:r>
-      <w:hyperlink r:id="rId45">
-        <w:r>
-          <w:rPr>
-            <w:lang w:val="pt_PT" w:bidi="pt_PT"/>
-          </w:rPr>
-          <w:rPr>
-            <w:color w:val="0000EE"/>
-            <w:u w:val="single"/>
-          </w:rPr>
-          <w:t>Js 7.24–26</w:t>
-        </w:r>
-      </w:hyperlink>
+      <w:r>
+        <w:rPr>
+          <w:lang w:val="pt_PT" w:bidi="pt_PT"/>
+        </w:rPr>
+        <w:t>Js 7.24–26</w:t>
+      </w:r>
       <w:r>
         <w:rPr>
           <w:lang w:val="pt_PT" w:bidi="pt_PT"/>
         </w:rPr>
         <w:t>). O Senhor tinha tanto a vontade quanto o poder de conceder a Israel um novo começo após seu pecado e aflição (</w:t>
       </w:r>
-      <w:hyperlink r:id="rId46">
-        <w:r>
-          <w:rPr>
-            <w:lang w:val="pt_PT" w:bidi="pt_PT"/>
-          </w:rPr>
-          <w:rPr>
-            <w:color w:val="0000EE"/>
-            <w:u w:val="single"/>
-          </w:rPr>
-          <w:t>Js 8.1–22</w:t>
-        </w:r>
-      </w:hyperlink>
+      <w:r>
+        <w:rPr>
+          <w:lang w:val="pt_PT" w:bidi="pt_PT"/>
+        </w:rPr>
+        <w:t>Js 8.1–22</w:t>
+      </w:r>
       <w:r>
         <w:rPr>
           <w:lang w:val="pt_PT" w:bidi="pt_PT"/>
@@ -2052,72 +1842,48 @@
         </w:rPr>
         <w:t xml:space="preserve">): esta expressão aparentemente sem importância é, na verdade, bastante significativa nos profetas. Refere-se ao vindouro dia do Senhor (veja </w:t>
       </w:r>
-      <w:hyperlink r:id="rId47">
-        <w:r>
-          <w:rPr>
-            <w:lang w:val="pt_PT" w:bidi="pt_PT"/>
-          </w:rPr>
-          <w:rPr>
-            <w:color w:val="0000EE"/>
-            <w:u w:val="single"/>
-          </w:rPr>
-          <w:t>Jl 1.15</w:t>
-        </w:r>
-      </w:hyperlink>
+      <w:r>
+        <w:rPr>
+          <w:lang w:val="pt_PT" w:bidi="pt_PT"/>
+        </w:rPr>
+        <w:t>Jl 1.15</w:t>
+      </w:r>
       <w:r>
         <w:rPr>
           <w:lang w:val="pt_PT" w:bidi="pt_PT"/>
         </w:rPr>
         <w:t xml:space="preserve">; </w:t>
       </w:r>
-      <w:hyperlink r:id="rId48">
-        <w:r>
-          <w:rPr>
-            <w:lang w:val="pt_PT" w:bidi="pt_PT"/>
-          </w:rPr>
-          <w:rPr>
-            <w:color w:val="0000EE"/>
-            <w:u w:val="single"/>
-          </w:rPr>
-          <w:t>2.1</w:t>
-        </w:r>
-      </w:hyperlink>
+      <w:r>
+        <w:rPr>
+          <w:lang w:val="pt_PT" w:bidi="pt_PT"/>
+        </w:rPr>
+        <w:t>2.1</w:t>
+      </w:r>
       <w:r>
         <w:rPr>
           <w:lang w:val="pt_PT" w:bidi="pt_PT"/>
         </w:rPr>
         <w:t xml:space="preserve">; </w:t>
       </w:r>
-      <w:hyperlink r:id="rId49">
-        <w:r>
-          <w:rPr>
-            <w:lang w:val="pt_PT" w:bidi="pt_PT"/>
-          </w:rPr>
-          <w:rPr>
-            <w:color w:val="0000EE"/>
-            <w:u w:val="single"/>
-          </w:rPr>
-          <w:t>Am 5.18</w:t>
-        </w:r>
-      </w:hyperlink>
+      <w:r>
+        <w:rPr>
+          <w:lang w:val="pt_PT" w:bidi="pt_PT"/>
+        </w:rPr>
+        <w:t>Am 5.18</w:t>
+      </w:r>
       <w:r>
         <w:rPr>
           <w:lang w:val="pt_PT" w:bidi="pt_PT"/>
         </w:rPr>
         <w:t>), quando o Senhor agirá decisivamente na história humana em favor do seu povo. • ‘Meu marido’ em vez de me chamar de ‘Meu mestre’: neste dia vindouro, Israel entrará em um novo relacionamento com seu Deus. Israel não chamará mais Deus de “mestre” (hebraico ba‘al), que conota subserviência e também era o nome do principal deus da fertilidade Cananeu. Em vez disso, chamará o Senhor de “marido”, implicando parceria e companheirismo (</w:t>
       </w:r>
-      <w:hyperlink r:id="rId50">
-        <w:r>
-          <w:rPr>
-            <w:lang w:val="pt_PT" w:bidi="pt_PT"/>
-          </w:rPr>
-          <w:rPr>
-            <w:color w:val="0000EE"/>
-            <w:u w:val="single"/>
-          </w:rPr>
-          <w:t>Gn 2.23–24</w:t>
-        </w:r>
-      </w:hyperlink>
+      <w:r>
+        <w:rPr>
+          <w:lang w:val="pt_PT" w:bidi="pt_PT"/>
+        </w:rPr>
+        <w:t>Gn 2.23–24</w:t>
+      </w:r>
       <w:r>
         <w:rPr>
           <w:lang w:val="pt_PT" w:bidi="pt_PT"/>
@@ -2294,18 +2060,12 @@
         </w:rPr>
         <w:t xml:space="preserve"> e fidelidade. Como resultado, o Senhor disse, Israel finalmente me conhecerá (cp. </w:t>
       </w:r>
-      <w:hyperlink r:id="rId38">
-        <w:r>
-          <w:rPr>
-            <w:lang w:val="pt_PT" w:bidi="pt_PT"/>
-          </w:rPr>
-          <w:rPr>
-            <w:color w:val="0000EE"/>
-            <w:u w:val="single"/>
-          </w:rPr>
-          <w:t>2.13</w:t>
-        </w:r>
-      </w:hyperlink>
+      <w:r>
+        <w:rPr>
+          <w:lang w:val="pt_PT" w:bidi="pt_PT"/>
+        </w:rPr>
+        <w:t>2.13</w:t>
+      </w:r>
       <w:r>
         <w:rPr>
           <w:lang w:val="pt_PT" w:bidi="pt_PT"/>
@@ -2360,18 +2120,12 @@
         </w:rPr>
         <w:t>A infiel Israel pensava que sua comida e vestuário eram presentes de seus amantes, os baalins (</w:t>
       </w:r>
-      <w:hyperlink r:id="rId51">
-        <w:r>
-          <w:rPr>
-            <w:lang w:val="pt_PT" w:bidi="pt_PT"/>
-          </w:rPr>
-          <w:rPr>
-            <w:color w:val="0000EE"/>
-            <w:u w:val="single"/>
-          </w:rPr>
-          <w:t>2.5</w:t>
-        </w:r>
-      </w:hyperlink>
+      <w:r>
+        <w:rPr>
+          <w:lang w:val="pt_PT" w:bidi="pt_PT"/>
+        </w:rPr>
+        <w:t>2.5</w:t>
+      </w:r>
       <w:r>
         <w:rPr>
           <w:lang w:val="pt_PT" w:bidi="pt_PT"/>
@@ -2465,18 +2219,12 @@
         </w:rPr>
         <w:t>Como Deus prometeu (</w:t>
       </w:r>
-      <w:hyperlink r:id="rId52">
-        <w:r>
-          <w:rPr>
-            <w:lang w:val="pt_PT" w:bidi="pt_PT"/>
-          </w:rPr>
-          <w:rPr>
-            <w:color w:val="0000EE"/>
-            <w:u w:val="single"/>
-          </w:rPr>
-          <w:t>2.1</w:t>
-        </w:r>
-      </w:hyperlink>
+      <w:r>
+        <w:rPr>
+          <w:lang w:val="pt_PT" w:bidi="pt_PT"/>
+        </w:rPr>
+        <w:t>2.1</w:t>
+      </w:r>
       <w:r>
         <w:rPr>
           <w:lang w:val="pt_PT" w:bidi="pt_PT"/>
@@ -2592,36 +2340,24 @@
         </w:rPr>
         <w:t xml:space="preserve">Fui e comprei a mulher: o texto bíblico não explica por que o profeta precisou comprar sua esposa. A maioria dos intérpretes supõe que a infiel Gomer havia contraído dívidas e se tornado uma escrava. O preço modesto que Oseias pagou por ela pode indicar que Gomer era considerada uma escrava de pouco valor (veja </w:t>
       </w:r>
-      <w:hyperlink r:id="rId53">
-        <w:r>
-          <w:rPr>
-            <w:lang w:val="pt_PT" w:bidi="pt_PT"/>
-          </w:rPr>
-          <w:rPr>
-            <w:color w:val="0000EE"/>
-            <w:u w:val="single"/>
-          </w:rPr>
-          <w:t>Êx 21.32</w:t>
-        </w:r>
-      </w:hyperlink>
+      <w:r>
+        <w:rPr>
+          <w:lang w:val="pt_PT" w:bidi="pt_PT"/>
+        </w:rPr>
+        <w:t>Êx 21.32</w:t>
+      </w:r>
       <w:r>
         <w:rPr>
           <w:lang w:val="pt_PT" w:bidi="pt_PT"/>
         </w:rPr>
         <w:t xml:space="preserve">; </w:t>
       </w:r>
-      <w:hyperlink r:id="rId54">
-        <w:r>
-          <w:rPr>
-            <w:lang w:val="pt_PT" w:bidi="pt_PT"/>
-          </w:rPr>
-          <w:rPr>
-            <w:color w:val="0000EE"/>
-            <w:u w:val="single"/>
-          </w:rPr>
-          <w:t>Lv 27.4</w:t>
-        </w:r>
-      </w:hyperlink>
+      <w:r>
+        <w:rPr>
+          <w:lang w:val="pt_PT" w:bidi="pt_PT"/>
+        </w:rPr>
+        <w:t>Lv 27.4</w:t>
+      </w:r>
       <w:r>
         <w:rPr>
           <w:lang w:val="pt_PT" w:bidi="pt_PT"/>
@@ -2785,36 +2521,24 @@
         </w:rPr>
         <w:t xml:space="preserve">O Senhor Deus tem uma acusação a fazer contra: Oseias emitiu uma acusação divina contra Israel por quebrar sua aliança com o Senhor (veja também </w:t>
       </w:r>
-      <w:hyperlink r:id="rId55">
-        <w:r>
-          <w:rPr>
-            <w:lang w:val="pt_PT" w:bidi="pt_PT"/>
-          </w:rPr>
-          <w:rPr>
-            <w:color w:val="0000EE"/>
-            <w:u w:val="single"/>
-          </w:rPr>
-          <w:t>Is 3.13</w:t>
-        </w:r>
-      </w:hyperlink>
+      <w:r>
+        <w:rPr>
+          <w:lang w:val="pt_PT" w:bidi="pt_PT"/>
+        </w:rPr>
+        <w:t>Is 3.13</w:t>
+      </w:r>
       <w:r>
         <w:rPr>
           <w:lang w:val="pt_PT" w:bidi="pt_PT"/>
         </w:rPr>
         <w:t xml:space="preserve">; </w:t>
       </w:r>
-      <w:hyperlink r:id="rId56">
-        <w:r>
-          <w:rPr>
-            <w:lang w:val="pt_PT" w:bidi="pt_PT"/>
-          </w:rPr>
-          <w:rPr>
-            <w:color w:val="0000EE"/>
-            <w:u w:val="single"/>
-          </w:rPr>
-          <w:t>Mq 6.2</w:t>
-        </w:r>
-      </w:hyperlink>
+      <w:r>
+        <w:rPr>
+          <w:lang w:val="pt_PT" w:bidi="pt_PT"/>
+        </w:rPr>
+        <w:t>Mq 6.2</w:t>
+      </w:r>
       <w:r>
         <w:rPr>
           <w:lang w:val="pt_PT" w:bidi="pt_PT"/>
@@ -2917,36 +2641,24 @@
         </w:rPr>
         <w:t>O profeta também acusou os israelitas pelos pecados que cometeram. Os crimes listados aqui são todos proibidos nos Dez Mandamentos (</w:t>
       </w:r>
-      <w:hyperlink r:id="rId57">
-        <w:r>
-          <w:rPr>
-            <w:lang w:val="pt_PT" w:bidi="pt_PT"/>
-          </w:rPr>
-          <w:rPr>
-            <w:color w:val="0000EE"/>
-            <w:u w:val="single"/>
-          </w:rPr>
-          <w:t>Êx 20.3–17</w:t>
-        </w:r>
-      </w:hyperlink>
+      <w:r>
+        <w:rPr>
+          <w:lang w:val="pt_PT" w:bidi="pt_PT"/>
+        </w:rPr>
+        <w:t>Êx 20.3–17</w:t>
+      </w:r>
       <w:r>
         <w:rPr>
           <w:lang w:val="pt_PT" w:bidi="pt_PT"/>
         </w:rPr>
         <w:t xml:space="preserve">; </w:t>
       </w:r>
-      <w:hyperlink r:id="rId58">
-        <w:r>
-          <w:rPr>
-            <w:lang w:val="pt_PT" w:bidi="pt_PT"/>
-          </w:rPr>
-          <w:rPr>
-            <w:color w:val="0000EE"/>
-            <w:u w:val="single"/>
-          </w:rPr>
-          <w:t>Dt 5.7–21</w:t>
-        </w:r>
-      </w:hyperlink>
+      <w:r>
+        <w:rPr>
+          <w:lang w:val="pt_PT" w:bidi="pt_PT"/>
+        </w:rPr>
+        <w:t>Dt 5.7–21</w:t>
+      </w:r>
       <w:r>
         <w:rPr>
           <w:lang w:val="pt_PT" w:bidi="pt_PT"/>
@@ -3254,54 +2966,36 @@
         </w:rPr>
         <w:t>Pedem a um pedaço de pau que revele o futuro e fazem perguntas a uma coluna de madeira. Por milênios, as pessoas adoraram objetos naturais como madeira e pedras, acreditando que incorporavam espíritos e deuses (</w:t>
       </w:r>
-      <w:hyperlink r:id="rId59">
-        <w:r>
-          <w:rPr>
-            <w:lang w:val="pt_PT" w:bidi="pt_PT"/>
-          </w:rPr>
-          <w:rPr>
-            <w:color w:val="0000EE"/>
-            <w:u w:val="single"/>
-          </w:rPr>
-          <w:t>Jr 2.27</w:t>
-        </w:r>
-      </w:hyperlink>
+      <w:r>
+        <w:rPr>
+          <w:lang w:val="pt_PT" w:bidi="pt_PT"/>
+        </w:rPr>
+        <w:t>Jr 2.27</w:t>
+      </w:r>
       <w:r>
         <w:rPr>
           <w:lang w:val="pt_PT" w:bidi="pt_PT"/>
         </w:rPr>
         <w:t>). A religião bíblica rejeita completamente tais práticas e crenças (</w:t>
       </w:r>
-      <w:hyperlink r:id="rId60">
-        <w:r>
-          <w:rPr>
-            <w:lang w:val="pt_PT" w:bidi="pt_PT"/>
-          </w:rPr>
-          <w:rPr>
-            <w:color w:val="0000EE"/>
-            <w:u w:val="single"/>
-          </w:rPr>
-          <w:t>Êx 20.4–5</w:t>
-        </w:r>
-      </w:hyperlink>
+      <w:r>
+        <w:rPr>
+          <w:lang w:val="pt_PT" w:bidi="pt_PT"/>
+        </w:rPr>
+        <w:t>Êx 20.4–5</w:t>
+      </w:r>
       <w:r>
         <w:rPr>
           <w:lang w:val="pt_PT" w:bidi="pt_PT"/>
         </w:rPr>
         <w:t xml:space="preserve">; </w:t>
       </w:r>
-      <w:hyperlink r:id="rId61">
-        <w:r>
-          <w:rPr>
-            <w:lang w:val="pt_PT" w:bidi="pt_PT"/>
-          </w:rPr>
-          <w:rPr>
-            <w:color w:val="0000EE"/>
-            <w:u w:val="single"/>
-          </w:rPr>
-          <w:t>Is 44.19</w:t>
-        </w:r>
-      </w:hyperlink>
+      <w:r>
+        <w:rPr>
+          <w:lang w:val="pt_PT" w:bidi="pt_PT"/>
+        </w:rPr>
+        <w:t>Is 44.19</w:t>
+      </w:r>
       <w:r>
         <w:rPr>
           <w:lang w:val="pt_PT" w:bidi="pt_PT"/>
@@ -3356,36 +3050,24 @@
         </w:rPr>
         <w:t>Muitos ritos religiosos cananeus eram praticados nos topos das montanhas e colinas. Nesses “lugares altos” pagãos, árvores sagradas eram geralmente usadas no culto à fertilidade (</w:t>
       </w:r>
-      <w:hyperlink r:id="rId62">
-        <w:r>
-          <w:rPr>
-            <w:lang w:val="pt_PT" w:bidi="pt_PT"/>
-          </w:rPr>
-          <w:rPr>
-            <w:color w:val="0000EE"/>
-            <w:u w:val="single"/>
-          </w:rPr>
-          <w:t>1Rs 14.23</w:t>
-        </w:r>
-      </w:hyperlink>
+      <w:r>
+        <w:rPr>
+          <w:lang w:val="pt_PT" w:bidi="pt_PT"/>
+        </w:rPr>
+        <w:t>1Rs 14.23</w:t>
+      </w:r>
       <w:r>
         <w:rPr>
           <w:lang w:val="pt_PT" w:bidi="pt_PT"/>
         </w:rPr>
         <w:t xml:space="preserve">; </w:t>
       </w:r>
-      <w:hyperlink r:id="rId63">
-        <w:r>
-          <w:rPr>
-            <w:lang w:val="pt_PT" w:bidi="pt_PT"/>
-          </w:rPr>
-          <w:rPr>
-            <w:color w:val="0000EE"/>
-            <w:u w:val="single"/>
-          </w:rPr>
-          <w:t>Jr 2.20</w:t>
-        </w:r>
-      </w:hyperlink>
+      <w:r>
+        <w:rPr>
+          <w:lang w:val="pt_PT" w:bidi="pt_PT"/>
+        </w:rPr>
+        <w:t>Jr 2.20</w:t>
+      </w:r>
       <w:r>
         <w:rPr>
           <w:lang w:val="pt_PT" w:bidi="pt_PT"/>
@@ -3440,18 +3122,12 @@
         </w:rPr>
         <w:t>Deus declarou que não responsabilizaria aquelas jovens mulheres por sua prostituição. Esta declaração contrasta com os padrões duplos que eram comuns nas culturas antigas. • prostitutas nos templos pagãos: a palavra hebraica refere-se a prostitutas femininas que eram dedicadas ao serviço de Baal e Aserá nos templos de Baal (</w:t>
       </w:r>
-      <w:hyperlink r:id="rId64">
-        <w:r>
-          <w:rPr>
-            <w:lang w:val="pt_PT" w:bidi="pt_PT"/>
-          </w:rPr>
-          <w:rPr>
-            <w:color w:val="0000EE"/>
-            <w:u w:val="single"/>
-          </w:rPr>
-          <w:t>Dt 23.18</w:t>
-        </w:r>
-      </w:hyperlink>
+      <w:r>
+        <w:rPr>
+          <w:lang w:val="pt_PT" w:bidi="pt_PT"/>
+        </w:rPr>
+        <w:t>Dt 23.18</w:t>
+      </w:r>
       <w:r>
         <w:rPr>
           <w:lang w:val="pt_PT" w:bidi="pt_PT"/>
@@ -3506,54 +3182,36 @@
         </w:rPr>
         <w:t xml:space="preserve">Bete-Ávem refere-se à maldade praticada em Betel, o centro de adoração mais importante no reino do norte de Israel (veja </w:t>
       </w:r>
-      <w:hyperlink r:id="rId65">
-        <w:r>
-          <w:rPr>
-            <w:lang w:val="pt_PT" w:bidi="pt_PT"/>
-          </w:rPr>
-          <w:rPr>
-            <w:color w:val="0000EE"/>
-            <w:u w:val="single"/>
-          </w:rPr>
-          <w:t>Am 7.13</w:t>
-        </w:r>
-      </w:hyperlink>
+      <w:r>
+        <w:rPr>
+          <w:lang w:val="pt_PT" w:bidi="pt_PT"/>
+        </w:rPr>
+        <w:t>Am 7.13</w:t>
+      </w:r>
       <w:r>
         <w:rPr>
           <w:lang w:val="pt_PT" w:bidi="pt_PT"/>
         </w:rPr>
         <w:t xml:space="preserve">; cp. </w:t>
       </w:r>
-      <w:hyperlink r:id="rId66">
-        <w:r>
-          <w:rPr>
-            <w:lang w:val="pt_PT" w:bidi="pt_PT"/>
-          </w:rPr>
-          <w:rPr>
-            <w:color w:val="0000EE"/>
-            <w:u w:val="single"/>
-          </w:rPr>
-          <w:t>Os 5.8</w:t>
-        </w:r>
-      </w:hyperlink>
+      <w:r>
+        <w:rPr>
+          <w:lang w:val="pt_PT" w:bidi="pt_PT"/>
+        </w:rPr>
+        <w:t>Os 5.8</w:t>
+      </w:r>
       <w:r>
         <w:rPr>
           <w:lang w:val="pt_PT" w:bidi="pt_PT"/>
         </w:rPr>
         <w:t xml:space="preserve">; </w:t>
       </w:r>
-      <w:hyperlink r:id="rId67">
-        <w:r>
-          <w:rPr>
-            <w:lang w:val="pt_PT" w:bidi="pt_PT"/>
-          </w:rPr>
-          <w:rPr>
-            <w:color w:val="0000EE"/>
-            <w:u w:val="single"/>
-          </w:rPr>
-          <w:t>10.5</w:t>
-        </w:r>
-      </w:hyperlink>
+      <w:r>
+        <w:rPr>
+          <w:lang w:val="pt_PT" w:bidi="pt_PT"/>
+        </w:rPr>
+        <w:t>10.5</w:t>
+      </w:r>
       <w:r>
         <w:rPr>
           <w:lang w:val="pt_PT" w:bidi="pt_PT"/>
@@ -3730,54 +3388,36 @@
         </w:rPr>
         <w:t xml:space="preserve"> é frequentemente usada no Pentateuco para descrever impureza ritual, uma condição física que desqualificava uma pessoa de adorar a Deus no Templo (</w:t>
       </w:r>
-      <w:hyperlink r:id="rId68">
-        <w:r>
-          <w:rPr>
-            <w:lang w:val="pt_PT" w:bidi="pt_PT"/>
-          </w:rPr>
-          <w:rPr>
-            <w:color w:val="0000EE"/>
-            <w:u w:val="single"/>
-          </w:rPr>
-          <w:t>Lv 11–15</w:t>
-        </w:r>
-      </w:hyperlink>
+      <w:r>
+        <w:rPr>
+          <w:lang w:val="pt_PT" w:bidi="pt_PT"/>
+        </w:rPr>
+        <w:t>Lv 11–15</w:t>
+      </w:r>
       <w:r>
         <w:rPr>
           <w:lang w:val="pt_PT" w:bidi="pt_PT"/>
         </w:rPr>
         <w:t>). Os profetas usaram o conceito como uma metáfora para a impureza moral de Israel como resultado de sua idolatria (</w:t>
       </w:r>
-      <w:hyperlink r:id="rId69">
-        <w:r>
-          <w:rPr>
-            <w:lang w:val="pt_PT" w:bidi="pt_PT"/>
-          </w:rPr>
-          <w:rPr>
-            <w:color w:val="0000EE"/>
-            <w:u w:val="single"/>
-          </w:rPr>
-          <w:t>Is 6.5</w:t>
-        </w:r>
-      </w:hyperlink>
+      <w:r>
+        <w:rPr>
+          <w:lang w:val="pt_PT" w:bidi="pt_PT"/>
+        </w:rPr>
+        <w:t>Is 6.5</w:t>
+      </w:r>
       <w:r>
         <w:rPr>
           <w:lang w:val="pt_PT" w:bidi="pt_PT"/>
         </w:rPr>
         <w:t xml:space="preserve">; </w:t>
       </w:r>
-      <w:hyperlink r:id="rId70">
-        <w:r>
-          <w:rPr>
-            <w:lang w:val="pt_PT" w:bidi="pt_PT"/>
-          </w:rPr>
-          <w:rPr>
-            <w:color w:val="0000EE"/>
-            <w:u w:val="single"/>
-          </w:rPr>
-          <w:t>Mq 2.10</w:t>
-        </w:r>
-      </w:hyperlink>
+      <w:r>
+        <w:rPr>
+          <w:lang w:val="pt_PT" w:bidi="pt_PT"/>
+        </w:rPr>
+        <w:t>Mq 2.10</w:t>
+      </w:r>
       <w:r>
         <w:rPr>
           <w:lang w:val="pt_PT" w:bidi="pt_PT"/>
@@ -4015,54 +3655,36 @@
         </w:rPr>
         <w:t xml:space="preserve">): o Senhor era o proprietário da terra, que ele confiou às tribos após a conquista (veja </w:t>
       </w:r>
-      <w:hyperlink r:id="rId71">
-        <w:r>
-          <w:rPr>
-            <w:lang w:val="pt_PT" w:bidi="pt_PT"/>
-          </w:rPr>
-          <w:rPr>
-            <w:color w:val="0000EE"/>
-            <w:u w:val="single"/>
-          </w:rPr>
-          <w:t>Js 13.8–19.51</w:t>
-        </w:r>
-      </w:hyperlink>
+      <w:r>
+        <w:rPr>
+          <w:lang w:val="pt_PT" w:bidi="pt_PT"/>
+        </w:rPr>
+        <w:t>Js 13.8–19.51</w:t>
+      </w:r>
       <w:r>
         <w:rPr>
           <w:lang w:val="pt_PT" w:bidi="pt_PT"/>
         </w:rPr>
         <w:t>). Mover um marco de fronteira e alterar os limites atribuídos por Deus era roubar a Deus (</w:t>
       </w:r>
-      <w:hyperlink r:id="rId72">
-        <w:r>
-          <w:rPr>
-            <w:lang w:val="pt_PT" w:bidi="pt_PT"/>
-          </w:rPr>
-          <w:rPr>
-            <w:color w:val="0000EE"/>
-            <w:u w:val="single"/>
-          </w:rPr>
-          <w:t>Dt 19.14</w:t>
-        </w:r>
-      </w:hyperlink>
+      <w:r>
+        <w:rPr>
+          <w:lang w:val="pt_PT" w:bidi="pt_PT"/>
+        </w:rPr>
+        <w:t>Dt 19.14</w:t>
+      </w:r>
       <w:r>
         <w:rPr>
           <w:lang w:val="pt_PT" w:bidi="pt_PT"/>
         </w:rPr>
         <w:t>). Tal ato corretamente invocava punição divina (</w:t>
       </w:r>
-      <w:hyperlink r:id="rId73">
-        <w:r>
-          <w:rPr>
-            <w:lang w:val="pt_PT" w:bidi="pt_PT"/>
-          </w:rPr>
-          <w:rPr>
-            <w:color w:val="0000EE"/>
-            <w:u w:val="single"/>
-          </w:rPr>
-          <w:t>Dt 27.17</w:t>
-        </w:r>
-      </w:hyperlink>
+      <w:r>
+        <w:rPr>
+          <w:lang w:val="pt_PT" w:bidi="pt_PT"/>
+        </w:rPr>
+        <w:t>Dt 27.17</w:t>
+      </w:r>
       <w:r>
         <w:rPr>
           <w:lang w:val="pt_PT" w:bidi="pt_PT"/>
@@ -4165,36 +3787,24 @@
         </w:rPr>
         <w:t>Em um esforço final para evitar a destruição completa, os israelitas derrubaram o rei Peca e colocaram um novo rei, Oseias, no trono. Oseias então apelou ao rei assírio Salmaneser por paz (</w:t>
       </w:r>
-      <w:hyperlink r:id="rId74">
-        <w:r>
-          <w:rPr>
-            <w:lang w:val="pt_PT" w:bidi="pt_PT"/>
-          </w:rPr>
-          <w:rPr>
-            <w:color w:val="0000EE"/>
-            <w:u w:val="single"/>
-          </w:rPr>
-          <w:t>2Rs 15.29–30</w:t>
-        </w:r>
-      </w:hyperlink>
+      <w:r>
+        <w:rPr>
+          <w:lang w:val="pt_PT" w:bidi="pt_PT"/>
+        </w:rPr>
+        <w:t>2Rs 15.29–30</w:t>
+      </w:r>
       <w:r>
         <w:rPr>
           <w:lang w:val="pt_PT" w:bidi="pt_PT"/>
         </w:rPr>
         <w:t xml:space="preserve">; </w:t>
       </w:r>
-      <w:hyperlink r:id="rId75">
-        <w:r>
-          <w:rPr>
-            <w:lang w:val="pt_PT" w:bidi="pt_PT"/>
-          </w:rPr>
-          <w:rPr>
-            <w:color w:val="0000EE"/>
-            <w:u w:val="single"/>
-          </w:rPr>
-          <w:t>17.3</w:t>
-        </w:r>
-      </w:hyperlink>
+      <w:r>
+        <w:rPr>
+          <w:lang w:val="pt_PT" w:bidi="pt_PT"/>
+        </w:rPr>
+        <w:t>17.3</w:t>
+      </w:r>
       <w:r>
         <w:rPr>
           <w:lang w:val="pt_PT" w:bidi="pt_PT"/>
@@ -4249,36 +3859,24 @@
         </w:rPr>
         <w:t xml:space="preserve">Oseias novamente lembrou a Israel que o julgamento divino não era meramente punitivo. O propósito de Deus era convencer Israel a admitir sua culpa e retornar ao Senhor (veja </w:t>
       </w:r>
-      <w:hyperlink r:id="rId76">
-        <w:r>
-          <w:rPr>
-            <w:lang w:val="pt_PT" w:bidi="pt_PT"/>
-          </w:rPr>
-          <w:rPr>
-            <w:color w:val="0000EE"/>
-            <w:u w:val="single"/>
-          </w:rPr>
-          <w:t>2.2</w:t>
-        </w:r>
-      </w:hyperlink>
+      <w:r>
+        <w:rPr>
+          <w:lang w:val="pt_PT" w:bidi="pt_PT"/>
+        </w:rPr>
+        <w:t>2.2</w:t>
+      </w:r>
       <w:r>
         <w:rPr>
           <w:lang w:val="pt_PT" w:bidi="pt_PT"/>
         </w:rPr>
         <w:t xml:space="preserve">, </w:t>
       </w:r>
-      <w:hyperlink r:id="rId36">
-        <w:r>
-          <w:rPr>
-            <w:lang w:val="pt_PT" w:bidi="pt_PT"/>
-          </w:rPr>
-          <w:rPr>
-            <w:color w:val="0000EE"/>
-            <w:u w:val="single"/>
-          </w:rPr>
-          <w:t>14</w:t>
-        </w:r>
-      </w:hyperlink>
+      <w:r>
+        <w:rPr>
+          <w:lang w:val="pt_PT" w:bidi="pt_PT"/>
+        </w:rPr>
+        <w:t>14</w:t>
+      </w:r>
       <w:r>
         <w:rPr>
           <w:lang w:val="pt_PT" w:bidi="pt_PT"/>
@@ -4429,54 +4027,36 @@
         </w:rPr>
         <w:t xml:space="preserve">Em um dos versículos-chave de Oseias, Deus destaca as qualidades mais importantes que devem caracterizar a vida de aliança dos israelitas com ele. Primeiro, o Senhor deseja que Seu povo demonstre amor mais do que sacrifícios. Amor leal (hebraico khesed) inclui fidelidade (veja </w:t>
       </w:r>
-      <w:hyperlink r:id="rId77">
-        <w:r>
-          <w:rPr>
-            <w:lang w:val="pt_PT" w:bidi="pt_PT"/>
-          </w:rPr>
-          <w:rPr>
-            <w:color w:val="0000EE"/>
-            <w:u w:val="single"/>
-          </w:rPr>
-          <w:t>4.1</w:t>
-        </w:r>
-      </w:hyperlink>
+      <w:r>
+        <w:rPr>
+          <w:lang w:val="pt_PT" w:bidi="pt_PT"/>
+        </w:rPr>
+        <w:t>4.1</w:t>
+      </w:r>
       <w:r>
         <w:rPr>
           <w:lang w:val="pt_PT" w:bidi="pt_PT"/>
         </w:rPr>
         <w:t xml:space="preserve">; </w:t>
       </w:r>
-      <w:hyperlink r:id="rId78">
-        <w:r>
-          <w:rPr>
-            <w:lang w:val="pt_PT" w:bidi="pt_PT"/>
-          </w:rPr>
-          <w:rPr>
-            <w:color w:val="0000EE"/>
-            <w:u w:val="single"/>
-          </w:rPr>
-          <w:t>6.4</w:t>
-        </w:r>
-      </w:hyperlink>
+      <w:r>
+        <w:rPr>
+          <w:lang w:val="pt_PT" w:bidi="pt_PT"/>
+        </w:rPr>
+        <w:t>6.4</w:t>
+      </w:r>
       <w:r>
         <w:rPr>
           <w:lang w:val="pt_PT" w:bidi="pt_PT"/>
         </w:rPr>
         <w:t>). Deus é sempre fiel (</w:t>
       </w:r>
-      <w:hyperlink r:id="rId79">
-        <w:r>
-          <w:rPr>
-            <w:lang w:val="pt_PT" w:bidi="pt_PT"/>
-          </w:rPr>
-          <w:rPr>
-            <w:color w:val="0000EE"/>
-            <w:u w:val="single"/>
-          </w:rPr>
-          <w:t>Sl 136</w:t>
-        </w:r>
-      </w:hyperlink>
+      <w:r>
+        <w:rPr>
+          <w:lang w:val="pt_PT" w:bidi="pt_PT"/>
+        </w:rPr>
+        <w:t>Sl 136</w:t>
+      </w:r>
       <w:r>
         <w:rPr>
           <w:lang w:val="pt_PT" w:bidi="pt_PT"/>
@@ -4495,54 +4075,36 @@
         </w:rPr>
         <w:t xml:space="preserve">”). Um relacionamento pessoal íntimo com Deus é caracterizado por confiança completa e integridade. O sacrifício ainda tinha um lugar apropriado na religião israelita, mas apenas quando era oferecido por um povo que verdadeiramente conhecia e amava a Deus (veja </w:t>
       </w:r>
-      <w:hyperlink r:id="rId80">
-        <w:r>
-          <w:rPr>
-            <w:lang w:val="pt_PT" w:bidi="pt_PT"/>
-          </w:rPr>
-          <w:rPr>
-            <w:color w:val="0000EE"/>
-            <w:u w:val="single"/>
-          </w:rPr>
-          <w:t>Is 1.10–17</w:t>
-        </w:r>
-      </w:hyperlink>
+      <w:r>
+        <w:rPr>
+          <w:lang w:val="pt_PT" w:bidi="pt_PT"/>
+        </w:rPr>
+        <w:t>Is 1.10–17</w:t>
+      </w:r>
       <w:r>
         <w:rPr>
           <w:lang w:val="pt_PT" w:bidi="pt_PT"/>
         </w:rPr>
         <w:t xml:space="preserve">; </w:t>
       </w:r>
-      <w:hyperlink r:id="rId41">
-        <w:r>
-          <w:rPr>
-            <w:lang w:val="pt_PT" w:bidi="pt_PT"/>
-          </w:rPr>
-          <w:rPr>
-            <w:color w:val="0000EE"/>
-            <w:u w:val="single"/>
-          </w:rPr>
-          <w:t>Am 5.21–24</w:t>
-        </w:r>
-      </w:hyperlink>
+      <w:r>
+        <w:rPr>
+          <w:lang w:val="pt_PT" w:bidi="pt_PT"/>
+        </w:rPr>
+        <w:t>Am 5.21–24</w:t>
+      </w:r>
       <w:r>
         <w:rPr>
           <w:lang w:val="pt_PT" w:bidi="pt_PT"/>
         </w:rPr>
         <w:t xml:space="preserve">; </w:t>
       </w:r>
-      <w:hyperlink r:id="rId81">
-        <w:r>
-          <w:rPr>
-            <w:lang w:val="pt_PT" w:bidi="pt_PT"/>
-          </w:rPr>
-          <w:rPr>
-            <w:color w:val="0000EE"/>
-            <w:u w:val="single"/>
-          </w:rPr>
-          <w:t>Mq 6.6–8</w:t>
-        </w:r>
-      </w:hyperlink>
+      <w:r>
+        <w:rPr>
+          <w:lang w:val="pt_PT" w:bidi="pt_PT"/>
+        </w:rPr>
+        <w:t>Mq 6.6–8</w:t>
+      </w:r>
       <w:r>
         <w:rPr>
           <w:lang w:val="pt_PT" w:bidi="pt_PT"/>
@@ -4645,18 +4207,12 @@
         </w:rPr>
         <w:t xml:space="preserve">Os sacerdotes são como assaltantes que esperam escondidos para roubar os outros: Oseias novamente condena os líderes religiosos por seus crimes (veja </w:t>
       </w:r>
-      <w:hyperlink r:id="rId82">
-        <w:r>
-          <w:rPr>
-            <w:lang w:val="pt_PT" w:bidi="pt_PT"/>
-          </w:rPr>
-          <w:rPr>
-            <w:color w:val="0000EE"/>
-            <w:u w:val="single"/>
-          </w:rPr>
-          <w:t>4.4–8</w:t>
-        </w:r>
-      </w:hyperlink>
+      <w:r>
+        <w:rPr>
+          <w:lang w:val="pt_PT" w:bidi="pt_PT"/>
+        </w:rPr>
+        <w:t>4.4–8</w:t>
+      </w:r>
       <w:r>
         <w:rPr>
           <w:lang w:val="pt_PT" w:bidi="pt_PT"/>
@@ -4711,18 +4267,12 @@
         </w:rPr>
         <w:t xml:space="preserve">coisa horrível: o profeta usa esta palavra rara (também em </w:t>
       </w:r>
-      <w:hyperlink r:id="rId83">
-        <w:r>
-          <w:rPr>
-            <w:lang w:val="pt_PT" w:bidi="pt_PT"/>
-          </w:rPr>
-          <w:rPr>
-            <w:color w:val="0000EE"/>
-            <w:u w:val="single"/>
-          </w:rPr>
-          <w:t>Jr 18.13</w:t>
-        </w:r>
-      </w:hyperlink>
+      <w:r>
+        <w:rPr>
+          <w:lang w:val="pt_PT" w:bidi="pt_PT"/>
+        </w:rPr>
+        <w:t>Jr 18.13</w:t>
+      </w:r>
       <w:r>
         <w:rPr>
           <w:lang w:val="pt_PT" w:bidi="pt_PT"/>
@@ -4777,18 +4327,12 @@
         </w:rPr>
         <w:t xml:space="preserve">Quando tento curar: o desejo avassalador de Deus era curar a prostituição de Israel (veja </w:t>
       </w:r>
-      <w:hyperlink r:id="rId84">
-        <w:r>
-          <w:rPr>
-            <w:lang w:val="pt_PT" w:bidi="pt_PT"/>
-          </w:rPr>
-          <w:rPr>
-            <w:color w:val="0000EE"/>
-            <w:u w:val="single"/>
-          </w:rPr>
-          <w:t>14.4</w:t>
-        </w:r>
-      </w:hyperlink>
+      <w:r>
+        <w:rPr>
+          <w:lang w:val="pt_PT" w:bidi="pt_PT"/>
+        </w:rPr>
+        <w:t>14.4</w:t>
+      </w:r>
       <w:r>
         <w:rPr>
           <w:lang w:val="pt_PT" w:bidi="pt_PT"/>
@@ -4965,18 +4509,12 @@
         </w:rPr>
         <w:t>Todos eles são traidores (ou adúlteros): Oseias usou este termo anteriormente para descrever a apostasia espiritual (</w:t>
       </w:r>
-      <w:hyperlink r:id="rId85">
-        <w:r>
-          <w:rPr>
-            <w:lang w:val="pt_PT" w:bidi="pt_PT"/>
-          </w:rPr>
-          <w:rPr>
-            <w:color w:val="0000EE"/>
-            <w:u w:val="single"/>
-          </w:rPr>
-          <w:t>3.1</w:t>
-        </w:r>
-      </w:hyperlink>
+      <w:r>
+        <w:rPr>
+          <w:lang w:val="pt_PT" w:bidi="pt_PT"/>
+        </w:rPr>
+        <w:t>3.1</w:t>
+      </w:r>
       <w:r>
         <w:rPr>
           <w:lang w:val="pt_PT" w:bidi="pt_PT"/>
@@ -5454,36 +4992,24 @@
         </w:rPr>
         <w:t xml:space="preserve">eles se cortam: a automutilação era uma característica do culto cananeu (veja </w:t>
       </w:r>
-      <w:hyperlink r:id="rId86">
-        <w:r>
-          <w:rPr>
-            <w:lang w:val="pt_PT" w:bidi="pt_PT"/>
-          </w:rPr>
-          <w:rPr>
-            <w:color w:val="0000EE"/>
-            <w:u w:val="single"/>
-          </w:rPr>
-          <w:t>1Rs 18.28</w:t>
-        </w:r>
-      </w:hyperlink>
+      <w:r>
+        <w:rPr>
+          <w:lang w:val="pt_PT" w:bidi="pt_PT"/>
+        </w:rPr>
+        <w:t>1Rs 18.28</w:t>
+      </w:r>
       <w:r>
         <w:rPr>
           <w:lang w:val="pt_PT" w:bidi="pt_PT"/>
         </w:rPr>
         <w:t>); era proibida em Israel (</w:t>
       </w:r>
-      <w:hyperlink r:id="rId87">
-        <w:r>
-          <w:rPr>
-            <w:lang w:val="pt_PT" w:bidi="pt_PT"/>
-          </w:rPr>
-          <w:rPr>
-            <w:color w:val="0000EE"/>
-            <w:u w:val="single"/>
-          </w:rPr>
-          <w:t>Dt 14.1</w:t>
-        </w:r>
-      </w:hyperlink>
+      <w:r>
+        <w:rPr>
+          <w:lang w:val="pt_PT" w:bidi="pt_PT"/>
+        </w:rPr>
+        <w:t>Dt 14.1</w:t>
+      </w:r>
       <w:r>
         <w:rPr>
           <w:lang w:val="pt_PT" w:bidi="pt_PT"/>
@@ -5551,36 +5077,24 @@
         </w:rPr>
         <w:t xml:space="preserve">) não pode lançar sua flecha ao alvo; isso representa a futilidade de Israel afastado de Deus (veja </w:t>
       </w:r>
-      <w:hyperlink r:id="rId88">
-        <w:r>
-          <w:rPr>
-            <w:lang w:val="pt_PT" w:bidi="pt_PT"/>
-          </w:rPr>
-          <w:rPr>
-            <w:color w:val="0000EE"/>
-            <w:u w:val="single"/>
-          </w:rPr>
-          <w:t>7.8</w:t>
-        </w:r>
-      </w:hyperlink>
+      <w:r>
+        <w:rPr>
+          <w:lang w:val="pt_PT" w:bidi="pt_PT"/>
+        </w:rPr>
+        <w:t>7.8</w:t>
+      </w:r>
       <w:r>
         <w:rPr>
           <w:lang w:val="pt_PT" w:bidi="pt_PT"/>
         </w:rPr>
         <w:t>,</w:t>
       </w:r>
-      <w:hyperlink r:id="rId89">
-        <w:r>
-          <w:rPr>
-            <w:lang w:val="pt_PT" w:bidi="pt_PT"/>
-          </w:rPr>
-          <w:rPr>
-            <w:color w:val="0000EE"/>
-            <w:u w:val="single"/>
-          </w:rPr>
-          <w:t>11</w:t>
-        </w:r>
-      </w:hyperlink>
+      <w:r>
+        <w:rPr>
+          <w:lang w:val="pt_PT" w:bidi="pt_PT"/>
+        </w:rPr>
+        <w:t>11</w:t>
+      </w:r>
       <w:r>
         <w:rPr>
           <w:lang w:val="pt_PT" w:bidi="pt_PT"/>
@@ -5635,36 +5149,24 @@
         </w:rPr>
         <w:t xml:space="preserve"> Toquem a corneta: a trombeta de chifre de carneiro (shofar) convocava o povo para adoração (</w:t>
       </w:r>
-      <w:hyperlink r:id="rId90">
-        <w:r>
-          <w:rPr>
-            <w:lang w:val="pt_PT" w:bidi="pt_PT"/>
-          </w:rPr>
-          <w:rPr>
-            <w:color w:val="0000EE"/>
-            <w:u w:val="single"/>
-          </w:rPr>
-          <w:t>Sl 98.6</w:t>
-        </w:r>
-      </w:hyperlink>
+      <w:r>
+        <w:rPr>
+          <w:lang w:val="pt_PT" w:bidi="pt_PT"/>
+        </w:rPr>
+        <w:t>Sl 98.6</w:t>
+      </w:r>
       <w:r>
         <w:rPr>
           <w:lang w:val="pt_PT" w:bidi="pt_PT"/>
         </w:rPr>
         <w:t>); também era (como aqui) o sinal para a batalha (</w:t>
       </w:r>
-      <w:hyperlink r:id="rId91">
-        <w:r>
-          <w:rPr>
-            <w:lang w:val="pt_PT" w:bidi="pt_PT"/>
-          </w:rPr>
-          <w:rPr>
-            <w:color w:val="0000EE"/>
-            <w:u w:val="single"/>
-          </w:rPr>
-          <w:t>2Sm 20.1</w:t>
-        </w:r>
-      </w:hyperlink>
+      <w:r>
+        <w:rPr>
+          <w:lang w:val="pt_PT" w:bidi="pt_PT"/>
+        </w:rPr>
+        <w:t>2Sm 20.1</w:t>
+      </w:r>
       <w:r>
         <w:rPr>
           <w:lang w:val="pt_PT" w:bidi="pt_PT"/>
@@ -5719,18 +5221,12 @@
         </w:rPr>
         <w:t>Jesus nos diz que somente Deus é bom (</w:t>
       </w:r>
-      <w:hyperlink r:id="rId92">
-        <w:r>
-          <w:rPr>
-            <w:lang w:val="pt_PT" w:bidi="pt_PT"/>
-          </w:rPr>
-          <w:rPr>
-            <w:color w:val="0000EE"/>
-            <w:u w:val="single"/>
-          </w:rPr>
-          <w:t>Mc 10.18</w:t>
-        </w:r>
-      </w:hyperlink>
+      <w:r>
+        <w:rPr>
+          <w:lang w:val="pt_PT" w:bidi="pt_PT"/>
+        </w:rPr>
+        <w:t>Mc 10.18</w:t>
+      </w:r>
       <w:r>
         <w:rPr>
           <w:lang w:val="pt_PT" w:bidi="pt_PT"/>
@@ -5785,18 +5281,12 @@
         </w:rPr>
         <w:t xml:space="preserve">O meu povo escolheu reis sem me consultar e nomeou governadores sem a minha aprovação: os israelitas rapidamente destituíam um rei e nomeavam outro se achassem que isso poderia salvar sua nação (veja </w:t>
       </w:r>
-      <w:hyperlink r:id="rId93">
-        <w:r>
-          <w:rPr>
-            <w:lang w:val="pt_PT" w:bidi="pt_PT"/>
-          </w:rPr>
-          <w:rPr>
-            <w:color w:val="0000EE"/>
-            <w:u w:val="single"/>
-          </w:rPr>
-          <w:t>7.7</w:t>
-        </w:r>
-      </w:hyperlink>
+      <w:r>
+        <w:rPr>
+          <w:lang w:val="pt_PT" w:bidi="pt_PT"/>
+        </w:rPr>
+        <w:t>7.7</w:t>
+      </w:r>
       <w:r>
         <w:rPr>
           <w:lang w:val="pt_PT" w:bidi="pt_PT"/>
@@ -5851,18 +5341,12 @@
         </w:rPr>
         <w:t>o bezerro: quando Jeroboão I (931–910 a.C.), o primeiro rei do reino do norte de Israel, subiu ao trono, ele estabeleceu locais de adoração nas cidades de Dã e Betel para que o povo não viajasse para o Templo em Jerusalém, a capital do reino do sul. Em cada local, ele ergueu um bezerro de ouro para o povo adorar (</w:t>
       </w:r>
-      <w:hyperlink r:id="rId94">
-        <w:r>
-          <w:rPr>
-            <w:lang w:val="pt_PT" w:bidi="pt_PT"/>
-          </w:rPr>
-          <w:rPr>
-            <w:color w:val="0000EE"/>
-            <w:u w:val="single"/>
-          </w:rPr>
-          <w:t>1Rs 12.26–30</w:t>
-        </w:r>
-      </w:hyperlink>
+      <w:r>
+        <w:rPr>
+          <w:lang w:val="pt_PT" w:bidi="pt_PT"/>
+        </w:rPr>
+        <w:t>1Rs 12.26–30</w:t>
+      </w:r>
       <w:r>
         <w:rPr>
           <w:lang w:val="pt_PT" w:bidi="pt_PT"/>
@@ -5929,18 +5413,12 @@
         </w:rPr>
         <w:t xml:space="preserve">). Através de sua idolatria e intriga política, os israelitas plantaram as sementes de sua própria destruição (veja </w:t>
       </w:r>
-      <w:hyperlink r:id="rId95">
-        <w:r>
-          <w:rPr>
-            <w:lang w:val="pt_PT" w:bidi="pt_PT"/>
-          </w:rPr>
-          <w:rPr>
-            <w:color w:val="0000EE"/>
-            <w:u w:val="single"/>
-          </w:rPr>
-          <w:t>Gl 6.7</w:t>
-        </w:r>
-      </w:hyperlink>
+      <w:r>
+        <w:rPr>
+          <w:lang w:val="pt_PT" w:bidi="pt_PT"/>
+        </w:rPr>
+        <w:t>Gl 6.7</w:t>
+      </w:r>
       <w:r>
         <w:rPr>
           <w:lang w:val="pt_PT" w:bidi="pt_PT"/>
@@ -5995,18 +5473,12 @@
         </w:rPr>
         <w:t xml:space="preserve">como um jumento bravo: Oseias comparou a adoração de Israel aos deuses da fertilidade dos cananeus a um animal no cio, desesperado para acasalar (veja </w:t>
       </w:r>
-      <w:hyperlink r:id="rId96">
-        <w:r>
-          <w:rPr>
-            <w:lang w:val="pt_PT" w:bidi="pt_PT"/>
-          </w:rPr>
-          <w:rPr>
-            <w:color w:val="0000EE"/>
-            <w:u w:val="single"/>
-          </w:rPr>
-          <w:t>Jr 2.23–24</w:t>
-        </w:r>
-      </w:hyperlink>
+      <w:r>
+        <w:rPr>
+          <w:lang w:val="pt_PT" w:bidi="pt_PT"/>
+        </w:rPr>
+        <w:t>Jr 2.23–24</w:t>
+      </w:r>
       <w:r>
         <w:rPr>
           <w:lang w:val="pt_PT" w:bidi="pt_PT"/>
@@ -6061,36 +5533,24 @@
         </w:rPr>
         <w:t>Mas eu vou pegá-los: embora Deus às vezes prometa reunir seu povo para a libertação (</w:t>
       </w:r>
-      <w:hyperlink r:id="rId97">
-        <w:r>
-          <w:rPr>
-            <w:lang w:val="pt_PT" w:bidi="pt_PT"/>
-          </w:rPr>
-          <w:rPr>
-            <w:color w:val="0000EE"/>
-            <w:u w:val="single"/>
-          </w:rPr>
-          <w:t>Zc 10.8–10</w:t>
-        </w:r>
-      </w:hyperlink>
+      <w:r>
+        <w:rPr>
+          <w:lang w:val="pt_PT" w:bidi="pt_PT"/>
+        </w:rPr>
+        <w:t>Zc 10.8–10</w:t>
+      </w:r>
       <w:r>
         <w:rPr>
           <w:lang w:val="pt_PT" w:bidi="pt_PT"/>
         </w:rPr>
         <w:t>), aqui o Senhor os reuniria para o julgamento (</w:t>
       </w:r>
-      <w:hyperlink r:id="rId98">
-        <w:r>
-          <w:rPr>
-            <w:lang w:val="pt_PT" w:bidi="pt_PT"/>
-          </w:rPr>
-          <w:rPr>
-            <w:color w:val="0000EE"/>
-            <w:u w:val="single"/>
-          </w:rPr>
-          <w:t>Jl 3.11</w:t>
-        </w:r>
-      </w:hyperlink>
+      <w:r>
+        <w:rPr>
+          <w:lang w:val="pt_PT" w:bidi="pt_PT"/>
+        </w:rPr>
+        <w:t>Jl 3.11</w:t>
+      </w:r>
       <w:r>
         <w:rPr>
           <w:lang w:val="pt_PT" w:bidi="pt_PT"/>
@@ -6206,108 +5666,72 @@
         </w:rPr>
         <w:t xml:space="preserve">Eles me oferecem sacrifícios e gostam de comer dos animais sacrificados. Mas eu, o Senhor Deus, não estou contente com eles: veja </w:t>
       </w:r>
-      <w:hyperlink r:id="rId99">
-        <w:r>
-          <w:rPr>
-            <w:lang w:val="pt_PT" w:bidi="pt_PT"/>
-          </w:rPr>
-          <w:rPr>
-            <w:color w:val="0000EE"/>
-            <w:u w:val="single"/>
-          </w:rPr>
-          <w:t>6.6</w:t>
-        </w:r>
-      </w:hyperlink>
+      <w:r>
+        <w:rPr>
+          <w:lang w:val="pt_PT" w:bidi="pt_PT"/>
+        </w:rPr>
+        <w:t>6.6</w:t>
+      </w:r>
       <w:r>
         <w:rPr>
           <w:lang w:val="pt_PT" w:bidi="pt_PT"/>
         </w:rPr>
         <w:t xml:space="preserve">; </w:t>
       </w:r>
-      <w:hyperlink r:id="rId80">
-        <w:r>
-          <w:rPr>
-            <w:lang w:val="pt_PT" w:bidi="pt_PT"/>
-          </w:rPr>
-          <w:rPr>
-            <w:color w:val="0000EE"/>
-            <w:u w:val="single"/>
-          </w:rPr>
-          <w:t>Is 1.10–17</w:t>
-        </w:r>
-      </w:hyperlink>
+      <w:r>
+        <w:rPr>
+          <w:lang w:val="pt_PT" w:bidi="pt_PT"/>
+        </w:rPr>
+        <w:t>Is 1.10–17</w:t>
+      </w:r>
       <w:r>
         <w:rPr>
           <w:lang w:val="pt_PT" w:bidi="pt_PT"/>
         </w:rPr>
         <w:t xml:space="preserve">; </w:t>
       </w:r>
-      <w:hyperlink r:id="rId41">
-        <w:r>
-          <w:rPr>
-            <w:lang w:val="pt_PT" w:bidi="pt_PT"/>
-          </w:rPr>
-          <w:rPr>
-            <w:color w:val="0000EE"/>
-            <w:u w:val="single"/>
-          </w:rPr>
-          <w:t>Am 5.21–24</w:t>
-        </w:r>
-      </w:hyperlink>
+      <w:r>
+        <w:rPr>
+          <w:lang w:val="pt_PT" w:bidi="pt_PT"/>
+        </w:rPr>
+        <w:t>Am 5.21–24</w:t>
+      </w:r>
       <w:r>
         <w:rPr>
           <w:lang w:val="pt_PT" w:bidi="pt_PT"/>
         </w:rPr>
         <w:t xml:space="preserve">; </w:t>
       </w:r>
-      <w:hyperlink r:id="rId81">
-        <w:r>
-          <w:rPr>
-            <w:lang w:val="pt_PT" w:bidi="pt_PT"/>
-          </w:rPr>
-          <w:rPr>
-            <w:color w:val="0000EE"/>
-            <w:u w:val="single"/>
-          </w:rPr>
-          <w:t>Mq 6.6–8</w:t>
-        </w:r>
-      </w:hyperlink>
+      <w:r>
+        <w:rPr>
+          <w:lang w:val="pt_PT" w:bidi="pt_PT"/>
+        </w:rPr>
+        <w:t>Mq 6.6–8</w:t>
+      </w:r>
       <w:r>
         <w:rPr>
           <w:lang w:val="pt_PT" w:bidi="pt_PT"/>
         </w:rPr>
         <w:t>. • Eles retornarão ao Egito, o lugar de escravidão (</w:t>
       </w:r>
-      <w:hyperlink r:id="rId100">
-        <w:r>
-          <w:rPr>
-            <w:lang w:val="pt_PT" w:bidi="pt_PT"/>
-          </w:rPr>
-          <w:rPr>
-            <w:color w:val="0000EE"/>
-            <w:u w:val="single"/>
-          </w:rPr>
-          <w:t>Dt 28.68</w:t>
-        </w:r>
-      </w:hyperlink>
+      <w:r>
+        <w:rPr>
+          <w:lang w:val="pt_PT" w:bidi="pt_PT"/>
+        </w:rPr>
+        <w:t>Dt 28.68</w:t>
+      </w:r>
       <w:r>
         <w:rPr>
           <w:lang w:val="pt_PT" w:bidi="pt_PT"/>
         </w:rPr>
         <w:t xml:space="preserve">). Os tratos de Deus com Israel não terminaram com o julgamento. O propósito divino do julgamento era restaurar Israel à condição que tinham quando saíram do Egito, para que pudessem experimentar um novo começo (veja </w:t>
       </w:r>
-      <w:hyperlink r:id="rId101">
-        <w:r>
-          <w:rPr>
-            <w:lang w:val="pt_PT" w:bidi="pt_PT"/>
-          </w:rPr>
-          <w:rPr>
-            <w:color w:val="0000EE"/>
-            <w:u w:val="single"/>
-          </w:rPr>
-          <w:t>Os 2.14–15</w:t>
-        </w:r>
-      </w:hyperlink>
+      <w:r>
+        <w:rPr>
+          <w:lang w:val="pt_PT" w:bidi="pt_PT"/>
+        </w:rPr>
+        <w:t>Os 2.14–15</w:t>
+      </w:r>
       <w:r>
         <w:rPr>
           <w:lang w:val="pt_PT" w:bidi="pt_PT"/>
@@ -6362,54 +5786,36 @@
         </w:rPr>
         <w:t xml:space="preserve">o povo de Israel esqueceu o seu Criador: veja </w:t>
       </w:r>
-      <w:hyperlink r:id="rId38">
-        <w:r>
-          <w:rPr>
-            <w:lang w:val="pt_PT" w:bidi="pt_PT"/>
-          </w:rPr>
-          <w:rPr>
-            <w:color w:val="0000EE"/>
-            <w:u w:val="single"/>
-          </w:rPr>
-          <w:t>2.13</w:t>
-        </w:r>
-      </w:hyperlink>
+      <w:r>
+        <w:rPr>
+          <w:lang w:val="pt_PT" w:bidi="pt_PT"/>
+        </w:rPr>
+        <w:t>2.13</w:t>
+      </w:r>
       <w:r>
         <w:rPr>
           <w:lang w:val="pt_PT" w:bidi="pt_PT"/>
         </w:rPr>
         <w:t xml:space="preserve">. • O julgamento de Deus é frequentemente descrito como fogo enviado sobre os palácios reais e fortalezas (veja </w:t>
       </w:r>
-      <w:hyperlink r:id="rId102">
-        <w:r>
-          <w:rPr>
-            <w:lang w:val="pt_PT" w:bidi="pt_PT"/>
-          </w:rPr>
-          <w:rPr>
-            <w:color w:val="0000EE"/>
-            <w:u w:val="single"/>
-          </w:rPr>
-          <w:t>Am 1.4</w:t>
-        </w:r>
-      </w:hyperlink>
+      <w:r>
+        <w:rPr>
+          <w:lang w:val="pt_PT" w:bidi="pt_PT"/>
+        </w:rPr>
+        <w:t>Am 1.4</w:t>
+      </w:r>
       <w:r>
         <w:rPr>
           <w:lang w:val="pt_PT" w:bidi="pt_PT"/>
         </w:rPr>
         <w:t>,</w:t>
       </w:r>
-      <w:hyperlink r:id="rId103">
-        <w:r>
-          <w:rPr>
-            <w:lang w:val="pt_PT" w:bidi="pt_PT"/>
-          </w:rPr>
-          <w:rPr>
-            <w:color w:val="0000EE"/>
-            <w:u w:val="single"/>
-          </w:rPr>
-          <w:t>7</w:t>
-        </w:r>
-      </w:hyperlink>
+      <w:r>
+        <w:rPr>
+          <w:lang w:val="pt_PT" w:bidi="pt_PT"/>
+        </w:rPr>
+        <w:t>7</w:t>
+      </w:r>
       <w:r>
         <w:rPr>
           <w:lang w:val="pt_PT" w:bidi="pt_PT"/>
@@ -6464,18 +5870,12 @@
         </w:rPr>
         <w:t>deixe de se alegrar: isso é provavelmente uma referência ao Festival das Cabanas, quando Israel celebrava a colheita final do ano. Este festival foi ordenado por Deus (</w:t>
       </w:r>
-      <w:hyperlink r:id="rId104">
-        <w:r>
-          <w:rPr>
-            <w:lang w:val="pt_PT" w:bidi="pt_PT"/>
-          </w:rPr>
-          <w:rPr>
-            <w:color w:val="0000EE"/>
-            <w:u w:val="single"/>
-          </w:rPr>
-          <w:t>Dt 16.13–15</w:t>
-        </w:r>
-      </w:hyperlink>
+      <w:r>
+        <w:rPr>
+          <w:lang w:val="pt_PT" w:bidi="pt_PT"/>
+        </w:rPr>
+        <w:t>Dt 16.13–15</w:t>
+      </w:r>
       <w:r>
         <w:rPr>
           <w:lang w:val="pt_PT" w:bidi="pt_PT"/>
@@ -6543,18 +5943,12 @@
         </w:rPr>
         <w:t xml:space="preserve">Como punição por sua prostituição, o Senhor reduziria tanto as colheitas dos israelitas que eles passariam fome (cp. </w:t>
       </w:r>
-      <w:hyperlink r:id="rId105">
-        <w:r>
-          <w:rPr>
-            <w:lang w:val="pt_PT" w:bidi="pt_PT"/>
-          </w:rPr>
-          <w:rPr>
-            <w:color w:val="0000EE"/>
-            <w:u w:val="single"/>
-          </w:rPr>
-          <w:t>Ag 1.3–11</w:t>
-        </w:r>
-      </w:hyperlink>
+      <w:r>
+        <w:rPr>
+          <w:lang w:val="pt_PT" w:bidi="pt_PT"/>
+        </w:rPr>
+        <w:t>Ag 1.3–11</w:t>
+      </w:r>
       <w:r>
         <w:rPr>
           <w:lang w:val="pt_PT" w:bidi="pt_PT"/>
@@ -6801,54 +6195,36 @@
         </w:rPr>
         <w:t xml:space="preserve">O vigia ficou de guarda no muro da cidade para avisar sobre qualquer ameaça (e.g., </w:t>
       </w:r>
-      <w:hyperlink r:id="rId106">
-        <w:r>
-          <w:rPr>
-            <w:lang w:val="pt_PT" w:bidi="pt_PT"/>
-          </w:rPr>
-          <w:rPr>
-            <w:color w:val="0000EE"/>
-            <w:u w:val="single"/>
-          </w:rPr>
-          <w:t>1Sm 14.16</w:t>
-        </w:r>
-      </w:hyperlink>
+      <w:r>
+        <w:rPr>
+          <w:lang w:val="pt_PT" w:bidi="pt_PT"/>
+        </w:rPr>
+        <w:t>1Sm 14.16</w:t>
+      </w:r>
       <w:r>
         <w:rPr>
           <w:lang w:val="pt_PT" w:bidi="pt_PT"/>
         </w:rPr>
         <w:t xml:space="preserve">). Da mesma forma, um profeta era o vigia de Deus, posicionado para avisar Israel sobre seu pecado e sobre o julgamento que o pecado inevitavelmente traria (veja </w:t>
       </w:r>
-      <w:hyperlink r:id="rId107">
-        <w:r>
-          <w:rPr>
-            <w:lang w:val="pt_PT" w:bidi="pt_PT"/>
-          </w:rPr>
-          <w:rPr>
-            <w:color w:val="0000EE"/>
-            <w:u w:val="single"/>
-          </w:rPr>
-          <w:t>Jr 6.17</w:t>
-        </w:r>
-      </w:hyperlink>
+      <w:r>
+        <w:rPr>
+          <w:lang w:val="pt_PT" w:bidi="pt_PT"/>
+        </w:rPr>
+        <w:t>Jr 6.17</w:t>
+      </w:r>
       <w:r>
         <w:rPr>
           <w:lang w:val="pt_PT" w:bidi="pt_PT"/>
         </w:rPr>
         <w:t xml:space="preserve">; </w:t>
       </w:r>
-      <w:hyperlink r:id="rId108">
-        <w:r>
-          <w:rPr>
-            <w:lang w:val="pt_PT" w:bidi="pt_PT"/>
-          </w:rPr>
-          <w:rPr>
-            <w:color w:val="0000EE"/>
-            <w:u w:val="single"/>
-          </w:rPr>
-          <w:t>Ez 3.17</w:t>
-        </w:r>
-      </w:hyperlink>
+      <w:r>
+        <w:rPr>
+          <w:lang w:val="pt_PT" w:bidi="pt_PT"/>
+        </w:rPr>
+        <w:t>Ez 3.17</w:t>
+      </w:r>
       <w:r>
         <w:rPr>
           <w:lang w:val="pt_PT" w:bidi="pt_PT"/>
@@ -6903,18 +6279,12 @@
         </w:rPr>
         <w:t xml:space="preserve">o que eles fizeram em Gibeá há muito tempo: veja </w:t>
       </w:r>
-      <w:hyperlink r:id="rId109">
-        <w:r>
-          <w:rPr>
-            <w:lang w:val="pt_PT" w:bidi="pt_PT"/>
-          </w:rPr>
-          <w:rPr>
-            <w:color w:val="0000EE"/>
-            <w:u w:val="single"/>
-          </w:rPr>
-          <w:t>Jz 19–21</w:t>
-        </w:r>
-      </w:hyperlink>
+      <w:r>
+        <w:rPr>
+          <w:lang w:val="pt_PT" w:bidi="pt_PT"/>
+        </w:rPr>
+        <w:t>Jz 19–21</w:t>
+      </w:r>
       <w:r>
         <w:rPr>
           <w:lang w:val="pt_PT" w:bidi="pt_PT"/>
@@ -6969,72 +6339,48 @@
         </w:rPr>
         <w:t>Quando encontrei Israel pela primeira vez: Oseias, assim como Ezequiel (</w:t>
       </w:r>
-      <w:hyperlink r:id="rId110">
-        <w:r>
-          <w:rPr>
-            <w:lang w:val="pt_PT" w:bidi="pt_PT"/>
-          </w:rPr>
-          <w:rPr>
-            <w:color w:val="0000EE"/>
-            <w:u w:val="single"/>
-          </w:rPr>
-          <w:t>Ez 16</w:t>
-        </w:r>
-      </w:hyperlink>
+      <w:r>
+        <w:rPr>
+          <w:lang w:val="pt_PT" w:bidi="pt_PT"/>
+        </w:rPr>
+        <w:t>Ez 16</w:t>
+      </w:r>
       <w:r>
         <w:rPr>
           <w:lang w:val="pt_PT" w:bidi="pt_PT"/>
         </w:rPr>
         <w:t>), fala sobre o encontro e adoção da nação Israel, pura e inocente, pelo Senhor no deserto. Mas Israel logo abandonou Deus por ídolos em Baal-Peor (</w:t>
       </w:r>
-      <w:hyperlink r:id="rId111">
-        <w:r>
-          <w:rPr>
-            <w:lang w:val="pt_PT" w:bidi="pt_PT"/>
-          </w:rPr>
-          <w:rPr>
-            <w:color w:val="0000EE"/>
-            <w:u w:val="single"/>
-          </w:rPr>
-          <w:t>Nm 25.1–4</w:t>
-        </w:r>
-      </w:hyperlink>
+      <w:r>
+        <w:rPr>
+          <w:lang w:val="pt_PT" w:bidi="pt_PT"/>
+        </w:rPr>
+        <w:t>Nm 25.1–4</w:t>
+      </w:r>
       <w:r>
         <w:rPr>
           <w:lang w:val="pt_PT" w:bidi="pt_PT"/>
         </w:rPr>
         <w:t>). A participação na idolatria tornou os israelitas vis. Esta palavra forte também pode ser traduzida como “detestável” (</w:t>
       </w:r>
-      <w:hyperlink r:id="rId112">
-        <w:r>
-          <w:rPr>
-            <w:lang w:val="pt_PT" w:bidi="pt_PT"/>
-          </w:rPr>
-          <w:rPr>
-            <w:color w:val="0000EE"/>
-            <w:u w:val="single"/>
-          </w:rPr>
-          <w:t>Dt 29.17</w:t>
-        </w:r>
-      </w:hyperlink>
+      <w:r>
+        <w:rPr>
+          <w:lang w:val="pt_PT" w:bidi="pt_PT"/>
+        </w:rPr>
+        <w:t>Dt 29.17</w:t>
+      </w:r>
       <w:r>
         <w:rPr>
           <w:lang w:val="pt_PT" w:bidi="pt_PT"/>
         </w:rPr>
         <w:t>) ou “abominável” (</w:t>
       </w:r>
-      <w:hyperlink r:id="rId113">
-        <w:r>
-          <w:rPr>
-            <w:lang w:val="pt_PT" w:bidi="pt_PT"/>
-          </w:rPr>
-          <w:rPr>
-            <w:color w:val="0000EE"/>
-            <w:u w:val="single"/>
-          </w:rPr>
-          <w:t>Jr 7.30</w:t>
-        </w:r>
-      </w:hyperlink>
+      <w:r>
+        <w:rPr>
+          <w:lang w:val="pt_PT" w:bidi="pt_PT"/>
+        </w:rPr>
+        <w:t>Jr 7.30</w:t>
+      </w:r>
       <w:r>
         <w:rPr>
           <w:lang w:val="pt_PT" w:bidi="pt_PT"/>
@@ -7185,126 +6531,84 @@
         </w:rPr>
         <w:t>Toda a maldade do povo de Israel começou na cidade de Gilgal: Gilgal foi o acampamento base do exército de Josué (</w:t>
       </w:r>
-      <w:hyperlink r:id="rId114">
-        <w:r>
-          <w:rPr>
-            <w:lang w:val="pt_PT" w:bidi="pt_PT"/>
-          </w:rPr>
-          <w:rPr>
-            <w:color w:val="0000EE"/>
-            <w:u w:val="single"/>
-          </w:rPr>
-          <w:t>Js 5.10</w:t>
-        </w:r>
-      </w:hyperlink>
+      <w:r>
+        <w:rPr>
+          <w:lang w:val="pt_PT" w:bidi="pt_PT"/>
+        </w:rPr>
+        <w:t>Js 5.10</w:t>
+      </w:r>
       <w:r>
         <w:rPr>
           <w:lang w:val="pt_PT" w:bidi="pt_PT"/>
         </w:rPr>
         <w:t xml:space="preserve">; </w:t>
       </w:r>
-      <w:hyperlink r:id="rId115">
-        <w:r>
-          <w:rPr>
-            <w:lang w:val="pt_PT" w:bidi="pt_PT"/>
-          </w:rPr>
-          <w:rPr>
-            <w:color w:val="0000EE"/>
-            <w:u w:val="single"/>
-          </w:rPr>
-          <w:t>10.6</w:t>
-        </w:r>
-      </w:hyperlink>
+      <w:r>
+        <w:rPr>
+          <w:lang w:val="pt_PT" w:bidi="pt_PT"/>
+        </w:rPr>
+        <w:t>10.6</w:t>
+      </w:r>
       <w:r>
         <w:rPr>
           <w:lang w:val="pt_PT" w:bidi="pt_PT"/>
         </w:rPr>
         <w:t xml:space="preserve">, </w:t>
       </w:r>
-      <w:hyperlink r:id="rId116">
-        <w:r>
-          <w:rPr>
-            <w:lang w:val="pt_PT" w:bidi="pt_PT"/>
-          </w:rPr>
-          <w:rPr>
-            <w:color w:val="0000EE"/>
-            <w:u w:val="single"/>
-          </w:rPr>
-          <w:t>43</w:t>
-        </w:r>
-      </w:hyperlink>
+      <w:r>
+        <w:rPr>
+          <w:lang w:val="pt_PT" w:bidi="pt_PT"/>
+        </w:rPr>
+        <w:t>43</w:t>
+      </w:r>
       <w:r>
         <w:rPr>
           <w:lang w:val="pt_PT" w:bidi="pt_PT"/>
         </w:rPr>
         <w:t>) e o lugar onde Saul foi feito rei (</w:t>
       </w:r>
-      <w:hyperlink r:id="rId117">
-        <w:r>
-          <w:rPr>
-            <w:lang w:val="pt_PT" w:bidi="pt_PT"/>
-          </w:rPr>
-          <w:rPr>
-            <w:color w:val="0000EE"/>
-            <w:u w:val="single"/>
-          </w:rPr>
-          <w:t>1Sm 11.15</w:t>
-        </w:r>
-      </w:hyperlink>
+      <w:r>
+        <w:rPr>
+          <w:lang w:val="pt_PT" w:bidi="pt_PT"/>
+        </w:rPr>
+        <w:t>1Sm 11.15</w:t>
+      </w:r>
       <w:r>
         <w:rPr>
           <w:lang w:val="pt_PT" w:bidi="pt_PT"/>
         </w:rPr>
         <w:t>). Saul também desobedeceu a Deus e foi rejeitado como rei em Gilgal (</w:t>
       </w:r>
-      <w:hyperlink r:id="rId118">
-        <w:r>
-          <w:rPr>
-            <w:lang w:val="pt_PT" w:bidi="pt_PT"/>
-          </w:rPr>
-          <w:rPr>
-            <w:color w:val="0000EE"/>
-            <w:u w:val="single"/>
-          </w:rPr>
-          <w:t>1Sm 13.8–15</w:t>
-        </w:r>
-      </w:hyperlink>
+      <w:r>
+        <w:rPr>
+          <w:lang w:val="pt_PT" w:bidi="pt_PT"/>
+        </w:rPr>
+        <w:t>1Sm 13.8–15</w:t>
+      </w:r>
       <w:r>
         <w:rPr>
           <w:lang w:val="pt_PT" w:bidi="pt_PT"/>
         </w:rPr>
         <w:t xml:space="preserve">; </w:t>
       </w:r>
-      <w:hyperlink r:id="rId119">
-        <w:r>
-          <w:rPr>
-            <w:lang w:val="pt_PT" w:bidi="pt_PT"/>
-          </w:rPr>
-          <w:rPr>
-            <w:color w:val="0000EE"/>
-            <w:u w:val="single"/>
-          </w:rPr>
-          <w:t>15.10–23</w:t>
-        </w:r>
-      </w:hyperlink>
+      <w:r>
+        <w:rPr>
+          <w:lang w:val="pt_PT" w:bidi="pt_PT"/>
+        </w:rPr>
+        <w:t>15.10–23</w:t>
+      </w:r>
       <w:r>
         <w:rPr>
           <w:lang w:val="pt_PT" w:bidi="pt_PT"/>
         </w:rPr>
         <w:t>). Os líderes de Israel, incluindo seu primeiro rei, afastaram a nação de seu verdadeiro rei, o Senhor. • não os amarei mais: embora uma palavra hebraica diferente seja usada aqui, o julgamento profético reflete o nome da filha de Oséias (</w:t>
       </w:r>
-      <w:hyperlink r:id="rId120">
-        <w:r>
-          <w:rPr>
-            <w:lang w:val="pt_PT" w:bidi="pt_PT"/>
-          </w:rPr>
-          <w:rPr>
-            <w:color w:val="0000EE"/>
-            <w:u w:val="single"/>
-          </w:rPr>
-          <w:t>Os 1.6</w:t>
-        </w:r>
-      </w:hyperlink>
+      <w:r>
+        <w:rPr>
+          <w:lang w:val="pt_PT" w:bidi="pt_PT"/>
+        </w:rPr>
+        <w:t>Os 1.6</w:t>
+      </w:r>
       <w:r>
         <w:rPr>
           <w:lang w:val="pt_PT" w:bidi="pt_PT"/>
@@ -7407,126 +6711,84 @@
         </w:rPr>
         <w:t xml:space="preserve">Embora Israel fosse a videira luxuriante e frutífera de Deus (veja </w:t>
       </w:r>
-      <w:hyperlink r:id="rId121">
-        <w:r>
-          <w:rPr>
-            <w:lang w:val="pt_PT" w:bidi="pt_PT"/>
-          </w:rPr>
-          <w:rPr>
-            <w:color w:val="0000EE"/>
-            <w:u w:val="single"/>
-          </w:rPr>
-          <w:t>Is 5.1–7</w:t>
-        </w:r>
-      </w:hyperlink>
+      <w:r>
+        <w:rPr>
+          <w:lang w:val="pt_PT" w:bidi="pt_PT"/>
+        </w:rPr>
+        <w:t>Is 5.1–7</w:t>
+      </w:r>
       <w:r>
         <w:rPr>
           <w:lang w:val="pt_PT" w:bidi="pt_PT"/>
         </w:rPr>
         <w:t xml:space="preserve">; </w:t>
       </w:r>
-      <w:hyperlink r:id="rId122">
-        <w:r>
-          <w:rPr>
-            <w:lang w:val="pt_PT" w:bidi="pt_PT"/>
-          </w:rPr>
-          <w:rPr>
-            <w:color w:val="0000EE"/>
-            <w:u w:val="single"/>
-          </w:rPr>
-          <w:t>Jr 2.21</w:t>
-        </w:r>
-      </w:hyperlink>
+      <w:r>
+        <w:rPr>
+          <w:lang w:val="pt_PT" w:bidi="pt_PT"/>
+        </w:rPr>
+        <w:t>Jr 2.21</w:t>
+      </w:r>
       <w:r>
         <w:rPr>
           <w:lang w:val="pt_PT" w:bidi="pt_PT"/>
         </w:rPr>
         <w:t xml:space="preserve">; </w:t>
       </w:r>
-      <w:hyperlink r:id="rId123">
-        <w:r>
-          <w:rPr>
-            <w:lang w:val="pt_PT" w:bidi="pt_PT"/>
-          </w:rPr>
-          <w:rPr>
-            <w:color w:val="0000EE"/>
-            <w:u w:val="single"/>
-          </w:rPr>
-          <w:t>Ez 17.6</w:t>
-        </w:r>
-      </w:hyperlink>
+      <w:r>
+        <w:rPr>
+          <w:lang w:val="pt_PT" w:bidi="pt_PT"/>
+        </w:rPr>
+        <w:t>Ez 17.6</w:t>
+      </w:r>
       <w:r>
         <w:rPr>
           <w:lang w:val="pt_PT" w:bidi="pt_PT"/>
         </w:rPr>
         <w:t>), ela erroneamente atribuiu sua prosperidade aos deuses da fertilidade dos cananeus, em vez de ao Senhor, e gastou as riquezas que Deus lhe havia dado para aprimorar seu culto aos ídolos. • mais colunas do deus Baal foram levantadas: pilares de pedra poderiam ser memoriais aceitáveis (</w:t>
       </w:r>
-      <w:hyperlink r:id="rId124">
-        <w:r>
-          <w:rPr>
-            <w:lang w:val="pt_PT" w:bidi="pt_PT"/>
-          </w:rPr>
-          <w:rPr>
-            <w:color w:val="0000EE"/>
-            <w:u w:val="single"/>
-          </w:rPr>
-          <w:t>Gn 35.20</w:t>
-        </w:r>
-      </w:hyperlink>
+      <w:r>
+        <w:rPr>
+          <w:lang w:val="pt_PT" w:bidi="pt_PT"/>
+        </w:rPr>
+        <w:t>Gn 35.20</w:t>
+      </w:r>
       <w:r>
         <w:rPr>
           <w:lang w:val="pt_PT" w:bidi="pt_PT"/>
         </w:rPr>
         <w:t xml:space="preserve">; </w:t>
       </w:r>
-      <w:hyperlink r:id="rId125">
-        <w:r>
-          <w:rPr>
-            <w:lang w:val="pt_PT" w:bidi="pt_PT"/>
-          </w:rPr>
-          <w:rPr>
-            <w:color w:val="0000EE"/>
-            <w:u w:val="single"/>
-          </w:rPr>
-          <w:t>Js 24.26–27</w:t>
-        </w:r>
-      </w:hyperlink>
+      <w:r>
+        <w:rPr>
+          <w:lang w:val="pt_PT" w:bidi="pt_PT"/>
+        </w:rPr>
+        <w:t>Js 24.26–27</w:t>
+      </w:r>
       <w:r>
         <w:rPr>
           <w:lang w:val="pt_PT" w:bidi="pt_PT"/>
         </w:rPr>
         <w:t>), mas Deus proibiu os israelitas de usá-los no culto como os cananeus faziam (</w:t>
       </w:r>
-      <w:hyperlink r:id="rId126">
-        <w:r>
-          <w:rPr>
-            <w:lang w:val="pt_PT" w:bidi="pt_PT"/>
-          </w:rPr>
-          <w:rPr>
-            <w:color w:val="0000EE"/>
-            <w:u w:val="single"/>
-          </w:rPr>
-          <w:t>Êx 23.24</w:t>
-        </w:r>
-      </w:hyperlink>
+      <w:r>
+        <w:rPr>
+          <w:lang w:val="pt_PT" w:bidi="pt_PT"/>
+        </w:rPr>
+        <w:t>Êx 23.24</w:t>
+      </w:r>
       <w:r>
         <w:rPr>
           <w:lang w:val="pt_PT" w:bidi="pt_PT"/>
         </w:rPr>
         <w:t xml:space="preserve">; </w:t>
       </w:r>
-      <w:hyperlink r:id="rId127">
-        <w:r>
-          <w:rPr>
-            <w:lang w:val="pt_PT" w:bidi="pt_PT"/>
-          </w:rPr>
-          <w:rPr>
-            <w:color w:val="0000EE"/>
-            <w:u w:val="single"/>
-          </w:rPr>
-          <w:t>Dt 16.22</w:t>
-        </w:r>
-      </w:hyperlink>
+      <w:r>
+        <w:rPr>
+          <w:lang w:val="pt_PT" w:bidi="pt_PT"/>
+        </w:rPr>
+        <w:t>Dt 16.22</w:t>
+      </w:r>
       <w:r>
         <w:rPr>
           <w:lang w:val="pt_PT" w:bidi="pt_PT"/>
@@ -7629,18 +6891,12 @@
         </w:rPr>
         <w:t>A perversão da justiça é como ervas amargas e venenosas (</w:t>
       </w:r>
-      <w:hyperlink r:id="rId128">
-        <w:r>
-          <w:rPr>
-            <w:lang w:val="pt_PT" w:bidi="pt_PT"/>
-          </w:rPr>
-          <w:rPr>
-            <w:color w:val="0000EE"/>
-            <w:u w:val="single"/>
-          </w:rPr>
-          <w:t>Am 6.12</w:t>
-        </w:r>
-      </w:hyperlink>
+      <w:r>
+        <w:rPr>
+          <w:lang w:val="pt_PT" w:bidi="pt_PT"/>
+        </w:rPr>
+        <w:t>Am 6.12</w:t>
+      </w:r>
       <w:r>
         <w:rPr>
           <w:lang w:val="pt_PT" w:bidi="pt_PT"/>
@@ -7695,18 +6951,12 @@
         </w:rPr>
         <w:t xml:space="preserve">O ídolo do bezerro de ouro de Israel (veja </w:t>
       </w:r>
-      <w:hyperlink r:id="rId129">
-        <w:r>
-          <w:rPr>
-            <w:lang w:val="pt_PT" w:bidi="pt_PT"/>
-          </w:rPr>
-          <w:rPr>
-            <w:color w:val="0000EE"/>
-            <w:u w:val="single"/>
-          </w:rPr>
-          <w:t>8.5–6</w:t>
-        </w:r>
-      </w:hyperlink>
+      <w:r>
+        <w:rPr>
+          <w:lang w:val="pt_PT" w:bidi="pt_PT"/>
+        </w:rPr>
+        <w:t>8.5–6</w:t>
+      </w:r>
       <w:r>
         <w:rPr>
           <w:lang w:val="pt_PT" w:bidi="pt_PT"/>
@@ -7809,54 +7059,36 @@
         </w:rPr>
         <w:t>Os terríveis eventos em Gibeá (</w:t>
       </w:r>
-      <w:hyperlink r:id="rId109">
-        <w:r>
-          <w:rPr>
-            <w:lang w:val="pt_PT" w:bidi="pt_PT"/>
-          </w:rPr>
-          <w:rPr>
-            <w:color w:val="0000EE"/>
-            <w:u w:val="single"/>
-          </w:rPr>
-          <w:t>Jz 19–21</w:t>
-        </w:r>
-      </w:hyperlink>
+      <w:r>
+        <w:rPr>
+          <w:lang w:val="pt_PT" w:bidi="pt_PT"/>
+        </w:rPr>
+        <w:t>Jz 19–21</w:t>
+      </w:r>
       <w:r>
         <w:rPr>
           <w:lang w:val="pt_PT" w:bidi="pt_PT"/>
         </w:rPr>
         <w:t xml:space="preserve">) estabeleceram o padrão de pecado para o povo do reino do norte de Israel (veja </w:t>
       </w:r>
-      <w:hyperlink r:id="rId130">
-        <w:r>
-          <w:rPr>
-            <w:lang w:val="pt_PT" w:bidi="pt_PT"/>
-          </w:rPr>
-          <w:rPr>
-            <w:color w:val="0000EE"/>
-            <w:u w:val="single"/>
-          </w:rPr>
-          <w:t>Os 9.9</w:t>
-        </w:r>
-      </w:hyperlink>
+      <w:r>
+        <w:rPr>
+          <w:lang w:val="pt_PT" w:bidi="pt_PT"/>
+        </w:rPr>
+        <w:t>Os 9.9</w:t>
+      </w:r>
       <w:r>
         <w:rPr>
           <w:lang w:val="pt_PT" w:bidi="pt_PT"/>
         </w:rPr>
         <w:t xml:space="preserve">). O castigo de Deus foi que eles seriam esmagadoramente derrotados na guerra, assim como no tempo dos juízes (veja </w:t>
       </w:r>
-      <w:hyperlink r:id="rId131">
-        <w:r>
-          <w:rPr>
-            <w:lang w:val="pt_PT" w:bidi="pt_PT"/>
-          </w:rPr>
-          <w:rPr>
-            <w:color w:val="0000EE"/>
-            <w:u w:val="single"/>
-          </w:rPr>
-          <w:t>Jz 2.10–15</w:t>
-        </w:r>
-      </w:hyperlink>
+      <w:r>
+        <w:rPr>
+          <w:lang w:val="pt_PT" w:bidi="pt_PT"/>
+        </w:rPr>
+        <w:t>Jz 2.10–15</w:t>
+      </w:r>
       <w:r>
         <w:rPr>
           <w:lang w:val="pt_PT" w:bidi="pt_PT"/>
@@ -7959,36 +7191,24 @@
         </w:rPr>
         <w:t xml:space="preserve">Usando metáforas da agricultura, Deus estabeleceu seus requisitos para seu povo e prometeu bênçãos se eles obedecessem ao que Ele ordenou (veja </w:t>
       </w:r>
-      <w:hyperlink r:id="rId99">
-        <w:r>
-          <w:rPr>
-            <w:lang w:val="pt_PT" w:bidi="pt_PT"/>
-          </w:rPr>
-          <w:rPr>
-            <w:color w:val="0000EE"/>
-            <w:u w:val="single"/>
-          </w:rPr>
-          <w:t>6.6</w:t>
-        </w:r>
-      </w:hyperlink>
+      <w:r>
+        <w:rPr>
+          <w:lang w:val="pt_PT" w:bidi="pt_PT"/>
+        </w:rPr>
+        <w:t>6.6</w:t>
+      </w:r>
       <w:r>
         <w:rPr>
           <w:lang w:val="pt_PT" w:bidi="pt_PT"/>
         </w:rPr>
         <w:t xml:space="preserve">; </w:t>
       </w:r>
-      <w:hyperlink r:id="rId132">
-        <w:r>
-          <w:rPr>
-            <w:lang w:val="pt_PT" w:bidi="pt_PT"/>
-          </w:rPr>
-          <w:rPr>
-            <w:color w:val="0000EE"/>
-            <w:u w:val="single"/>
-          </w:rPr>
-          <w:t>8.7</w:t>
-        </w:r>
-      </w:hyperlink>
+      <w:r>
+        <w:rPr>
+          <w:lang w:val="pt_PT" w:bidi="pt_PT"/>
+        </w:rPr>
+        <w:t>8.7</w:t>
+      </w:r>
       <w:r>
         <w:rPr>
           <w:lang w:val="pt_PT" w:bidi="pt_PT"/>
@@ -8091,18 +7311,12 @@
         </w:rPr>
         <w:t xml:space="preserve">meu filho: o Senhor adotou Israel quando o libertou do Egito. Este versículo é citado em referência a Jesus em </w:t>
       </w:r>
-      <w:hyperlink r:id="rId133">
-        <w:r>
-          <w:rPr>
-            <w:lang w:val="pt_PT" w:bidi="pt_PT"/>
-          </w:rPr>
-          <w:rPr>
-            <w:color w:val="0000EE"/>
-            <w:u w:val="single"/>
-          </w:rPr>
-          <w:t>Mt 2.15</w:t>
-        </w:r>
-      </w:hyperlink>
+      <w:r>
+        <w:rPr>
+          <w:lang w:val="pt_PT" w:bidi="pt_PT"/>
+        </w:rPr>
+        <w:t>Mt 2.15</w:t>
+      </w:r>
       <w:r>
         <w:rPr>
           <w:lang w:val="pt_PT" w:bidi="pt_PT"/>
@@ -8217,18 +7431,12 @@
         </w:rPr>
         <w:t>Apesar do amor de Deus, Israel havia se tornado uma criança rebelde, oferecendo sacrifícios a... Baal. A penalidade para um filho rebelde era a morte (</w:t>
       </w:r>
-      <w:hyperlink r:id="rId134">
-        <w:r>
-          <w:rPr>
-            <w:lang w:val="pt_PT" w:bidi="pt_PT"/>
-          </w:rPr>
-          <w:rPr>
-            <w:color w:val="0000EE"/>
-            <w:u w:val="single"/>
-          </w:rPr>
-          <w:t>Dt 21.18–21</w:t>
-        </w:r>
-      </w:hyperlink>
+      <w:r>
+        <w:rPr>
+          <w:lang w:val="pt_PT" w:bidi="pt_PT"/>
+        </w:rPr>
+        <w:t>Dt 21.18–21</w:t>
+      </w:r>
       <w:r>
         <w:rPr>
           <w:lang w:val="pt_PT" w:bidi="pt_PT"/>
@@ -8379,18 +7587,12 @@
         </w:rPr>
         <w:t>Embora a justiça exigisse a morte de Israel, o Senhor hesitou ao pensar em entregar Israel, em deixá-los ir, em destruir seu filho. • Admá e Zeboim eram cidades próximas a Sodoma e Gomorra que Deus destruiu totalmente (</w:t>
       </w:r>
-      <w:hyperlink r:id="rId135">
-        <w:r>
-          <w:rPr>
-            <w:lang w:val="pt_PT" w:bidi="pt_PT"/>
-          </w:rPr>
-          <w:rPr>
-            <w:color w:val="0000EE"/>
-            <w:u w:val="single"/>
-          </w:rPr>
-          <w:t>Dt 29.23</w:t>
-        </w:r>
-      </w:hyperlink>
+      <w:r>
+        <w:rPr>
+          <w:lang w:val="pt_PT" w:bidi="pt_PT"/>
+        </w:rPr>
+        <w:t>Dt 29.23</w:t>
+      </w:r>
       <w:r>
         <w:rPr>
           <w:lang w:val="pt_PT" w:bidi="pt_PT"/>
@@ -8505,36 +7707,24 @@
         </w:rPr>
         <w:t xml:space="preserve">O pecado de Israel não teria a palavra final; Deus, em seu amor santo, rugiria como um leão (veja </w:t>
       </w:r>
-      <w:hyperlink r:id="rId136">
-        <w:r>
-          <w:rPr>
-            <w:lang w:val="pt_PT" w:bidi="pt_PT"/>
-          </w:rPr>
-          <w:rPr>
-            <w:color w:val="0000EE"/>
-            <w:u w:val="single"/>
-          </w:rPr>
-          <w:t>Amós 1.2</w:t>
-        </w:r>
-      </w:hyperlink>
+      <w:r>
+        <w:rPr>
+          <w:lang w:val="pt_PT" w:bidi="pt_PT"/>
+        </w:rPr>
+        <w:t>Amós 1.2</w:t>
+      </w:r>
       <w:r>
         <w:rPr>
           <w:lang w:val="pt_PT" w:bidi="pt_PT"/>
         </w:rPr>
         <w:t xml:space="preserve">; </w:t>
       </w:r>
-      <w:hyperlink r:id="rId137">
-        <w:r>
-          <w:rPr>
-            <w:lang w:val="pt_PT" w:bidi="pt_PT"/>
-          </w:rPr>
-          <w:rPr>
-            <w:color w:val="0000EE"/>
-            <w:u w:val="single"/>
-          </w:rPr>
-          <w:t>3.8</w:t>
-        </w:r>
-      </w:hyperlink>
+      <w:r>
+        <w:rPr>
+          <w:lang w:val="pt_PT" w:bidi="pt_PT"/>
+        </w:rPr>
+        <w:t>3.8</w:t>
+      </w:r>
       <w:r>
         <w:rPr>
           <w:lang w:val="pt_PT" w:bidi="pt_PT"/>
@@ -8637,36 +7827,24 @@
         </w:rPr>
         <w:t>Israel faz acordos com a Assíria: para salvar sua terra, Oseias tornou-se vassalo do rei Salmanasar da Assíria (</w:t>
       </w:r>
-      <w:hyperlink r:id="rId75">
-        <w:r>
-          <w:rPr>
-            <w:lang w:val="pt_PT" w:bidi="pt_PT"/>
-          </w:rPr>
-          <w:rPr>
-            <w:color w:val="0000EE"/>
-            <w:u w:val="single"/>
-          </w:rPr>
-          <w:t>2Rs 17.3</w:t>
-        </w:r>
-      </w:hyperlink>
+      <w:r>
+        <w:rPr>
+          <w:lang w:val="pt_PT" w:bidi="pt_PT"/>
+        </w:rPr>
+        <w:t>2Rs 17.3</w:t>
+      </w:r>
       <w:r>
         <w:rPr>
           <w:lang w:val="pt_PT" w:bidi="pt_PT"/>
         </w:rPr>
         <w:t>). Oseias logo se rebelou contra Salmanasar ao reter o tributo e voltou-se para o rei Sô do Egito em busca de apoio (</w:t>
       </w:r>
-      <w:hyperlink r:id="rId138">
-        <w:r>
-          <w:rPr>
-            <w:lang w:val="pt_PT" w:bidi="pt_PT"/>
-          </w:rPr>
-          <w:rPr>
-            <w:color w:val="0000EE"/>
-            <w:u w:val="single"/>
-          </w:rPr>
-          <w:t>2Rs 17.4</w:t>
-        </w:r>
-      </w:hyperlink>
+      <w:r>
+        <w:rPr>
+          <w:lang w:val="pt_PT" w:bidi="pt_PT"/>
+        </w:rPr>
+        <w:t>2Rs 17.4</w:t>
+      </w:r>
       <w:r>
         <w:rPr>
           <w:lang w:val="pt_PT" w:bidi="pt_PT"/>
@@ -8746,36 +7924,24 @@
         </w:rPr>
         <w:t>): este verbo (hebraico ‘aqab) forma a raiz do nome de Jacó. Mesmo antes de nascer, Jacó agiu de acordo com o significado de seu nome ao desbancar seu irmão Esaú (</w:t>
       </w:r>
-      <w:hyperlink r:id="rId139">
-        <w:r>
-          <w:rPr>
-            <w:lang w:val="pt_PT" w:bidi="pt_PT"/>
-          </w:rPr>
-          <w:rPr>
-            <w:color w:val="0000EE"/>
-            <w:u w:val="single"/>
-          </w:rPr>
-          <w:t>Gn 25.26</w:t>
-        </w:r>
-      </w:hyperlink>
+      <w:r>
+        <w:rPr>
+          <w:lang w:val="pt_PT" w:bidi="pt_PT"/>
+        </w:rPr>
+        <w:t>Gn 25.26</w:t>
+      </w:r>
       <w:r>
         <w:rPr>
           <w:lang w:val="pt_PT" w:bidi="pt_PT"/>
         </w:rPr>
         <w:t xml:space="preserve">). • Como adulto, Jacó até lutou com Deus (veja </w:t>
       </w:r>
-      <w:hyperlink r:id="rId140">
-        <w:r>
-          <w:rPr>
-            <w:lang w:val="pt_PT" w:bidi="pt_PT"/>
-          </w:rPr>
-          <w:rPr>
-            <w:color w:val="0000EE"/>
-            <w:u w:val="single"/>
-          </w:rPr>
-          <w:t>Gn 32.22–30</w:t>
-        </w:r>
-      </w:hyperlink>
+      <w:r>
+        <w:rPr>
+          <w:lang w:val="pt_PT" w:bidi="pt_PT"/>
+        </w:rPr>
+        <w:t>Gn 32.22–30</w:t>
+      </w:r>
       <w:r>
         <w:rPr>
           <w:lang w:val="pt_PT" w:bidi="pt_PT"/>
@@ -8830,18 +7996,12 @@
         </w:rPr>
         <w:t xml:space="preserve">Em Betel, ele encontrou Deus: veja </w:t>
       </w:r>
-      <w:hyperlink r:id="rId141">
-        <w:r>
-          <w:rPr>
-            <w:lang w:val="pt_PT" w:bidi="pt_PT"/>
-          </w:rPr>
-          <w:rPr>
-            <w:color w:val="0000EE"/>
-            <w:u w:val="single"/>
-          </w:rPr>
-          <w:t>Gn 28.11–22</w:t>
-        </w:r>
-      </w:hyperlink>
+      <w:r>
+        <w:rPr>
+          <w:lang w:val="pt_PT" w:bidi="pt_PT"/>
+        </w:rPr>
+        <w:t>Gn 28.11–22</w:t>
+      </w:r>
       <w:r>
         <w:rPr>
           <w:lang w:val="pt_PT" w:bidi="pt_PT"/>
@@ -8944,18 +8104,12 @@
         </w:rPr>
         <w:t xml:space="preserve">Durante o reinado de Jeroboão II (793–753 a.C.), os comerciantes israelitas tornaram-se extremamente ricos, muitas vezes usando práticas comerciais enganosas, como balanças desonestas (veja </w:t>
       </w:r>
-      <w:hyperlink r:id="rId142">
-        <w:r>
-          <w:rPr>
-            <w:lang w:val="pt_PT" w:bidi="pt_PT"/>
-          </w:rPr>
-          <w:rPr>
-            <w:color w:val="0000EE"/>
-            <w:u w:val="single"/>
-          </w:rPr>
-          <w:t>Am 8.5–6</w:t>
-        </w:r>
-      </w:hyperlink>
+      <w:r>
+        <w:rPr>
+          <w:lang w:val="pt_PT" w:bidi="pt_PT"/>
+        </w:rPr>
+        <w:t>Am 8.5–6</w:t>
+      </w:r>
       <w:r>
         <w:rPr>
           <w:lang w:val="pt_PT" w:bidi="pt_PT"/>
@@ -9010,18 +8164,12 @@
         </w:rPr>
         <w:t xml:space="preserve">eu farei com que vocês voltem a morar em barracas: o julgamento de Deus sobre os ricos comerciantes israelitas era para que eles retornassem às humildes moradias do Êxodo. Há também uma palavra de esperança aqui: o plano de salvação de Deus para Israel começaria novamente no deserto (veja </w:t>
       </w:r>
-      <w:hyperlink r:id="rId101">
-        <w:r>
-          <w:rPr>
-            <w:lang w:val="pt_PT" w:bidi="pt_PT"/>
-          </w:rPr>
-          <w:rPr>
-            <w:color w:val="0000EE"/>
-            <w:u w:val="single"/>
-          </w:rPr>
-          <w:t>2.14–15</w:t>
-        </w:r>
-      </w:hyperlink>
+      <w:r>
+        <w:rPr>
+          <w:lang w:val="pt_PT" w:bidi="pt_PT"/>
+        </w:rPr>
+        <w:t>2.14–15</w:t>
+      </w:r>
       <w:r>
         <w:rPr>
           <w:lang w:val="pt_PT" w:bidi="pt_PT"/>
@@ -9076,54 +8224,36 @@
         </w:rPr>
         <w:t xml:space="preserve">Gileade e Gilgal eram cidades israelitas onde Baal era adorado em vez do Senhor (veja </w:t>
       </w:r>
-      <w:hyperlink r:id="rId143">
-        <w:r>
-          <w:rPr>
-            <w:lang w:val="pt_PT" w:bidi="pt_PT"/>
-          </w:rPr>
-          <w:rPr>
-            <w:color w:val="0000EE"/>
-            <w:u w:val="single"/>
-          </w:rPr>
-          <w:t>4.15</w:t>
-        </w:r>
-      </w:hyperlink>
+      <w:r>
+        <w:rPr>
+          <w:lang w:val="pt_PT" w:bidi="pt_PT"/>
+        </w:rPr>
+        <w:t>4.15</w:t>
+      </w:r>
       <w:r>
         <w:rPr>
           <w:lang w:val="pt_PT" w:bidi="pt_PT"/>
         </w:rPr>
         <w:t xml:space="preserve">; </w:t>
       </w:r>
-      <w:hyperlink r:id="rId144">
-        <w:r>
-          <w:rPr>
-            <w:lang w:val="pt_PT" w:bidi="pt_PT"/>
-          </w:rPr>
-          <w:rPr>
-            <w:color w:val="0000EE"/>
-            <w:u w:val="single"/>
-          </w:rPr>
-          <w:t>6.8</w:t>
-        </w:r>
-      </w:hyperlink>
+      <w:r>
+        <w:rPr>
+          <w:lang w:val="pt_PT" w:bidi="pt_PT"/>
+        </w:rPr>
+        <w:t>6.8</w:t>
+      </w:r>
       <w:r>
         <w:rPr>
           <w:lang w:val="pt_PT" w:bidi="pt_PT"/>
         </w:rPr>
         <w:t xml:space="preserve">; </w:t>
       </w:r>
-      <w:hyperlink r:id="rId145">
-        <w:r>
-          <w:rPr>
-            <w:lang w:val="pt_PT" w:bidi="pt_PT"/>
-          </w:rPr>
-          <w:rPr>
-            <w:color w:val="0000EE"/>
-            <w:u w:val="single"/>
-          </w:rPr>
-          <w:t>9.15</w:t>
-        </w:r>
-      </w:hyperlink>
+      <w:r>
+        <w:rPr>
+          <w:lang w:val="pt_PT" w:bidi="pt_PT"/>
+        </w:rPr>
+        <w:t>9.15</w:t>
+      </w:r>
       <w:r>
         <w:rPr>
           <w:lang w:val="pt_PT" w:bidi="pt_PT"/>
@@ -9226,18 +8356,12 @@
         </w:rPr>
         <w:t xml:space="preserve">No auge de seu poder, a tribo de Efraim causava terror entre outros israelitas (veja </w:t>
       </w:r>
-      <w:hyperlink r:id="rId146">
-        <w:r>
-          <w:rPr>
-            <w:lang w:val="pt_PT" w:bidi="pt_PT"/>
-          </w:rPr>
-          <w:rPr>
-            <w:color w:val="0000EE"/>
-            <w:u w:val="single"/>
-          </w:rPr>
-          <w:t>Is 7.2</w:t>
-        </w:r>
-      </w:hyperlink>
+      <w:r>
+        <w:rPr>
+          <w:lang w:val="pt_PT" w:bidi="pt_PT"/>
+        </w:rPr>
+        <w:t>Is 7.2</w:t>
+      </w:r>
       <w:r>
         <w:rPr>
           <w:lang w:val="pt_PT" w:bidi="pt_PT"/>
@@ -9318,90 +8442,60 @@
         </w:rPr>
         <w:t>A palavra hebraica traduzida como ídolos é a mesma usada para o bezerro de ouro (</w:t>
       </w:r>
-      <w:hyperlink r:id="rId147">
-        <w:r>
-          <w:rPr>
-            <w:lang w:val="pt_PT" w:bidi="pt_PT"/>
-          </w:rPr>
-          <w:rPr>
-            <w:color w:val="0000EE"/>
-            <w:u w:val="single"/>
-          </w:rPr>
-          <w:t>Êx 32.4</w:t>
-        </w:r>
-      </w:hyperlink>
+      <w:r>
+        <w:rPr>
+          <w:lang w:val="pt_PT" w:bidi="pt_PT"/>
+        </w:rPr>
+        <w:t>Êx 32.4</w:t>
+      </w:r>
       <w:r>
         <w:rPr>
           <w:lang w:val="pt_PT" w:bidi="pt_PT"/>
         </w:rPr>
         <w:t>,</w:t>
       </w:r>
-      <w:hyperlink r:id="rId148">
-        <w:r>
-          <w:rPr>
-            <w:lang w:val="pt_PT" w:bidi="pt_PT"/>
-          </w:rPr>
-          <w:rPr>
-            <w:color w:val="0000EE"/>
-            <w:u w:val="single"/>
-          </w:rPr>
-          <w:t>8</w:t>
-        </w:r>
-      </w:hyperlink>
+      <w:r>
+        <w:rPr>
+          <w:lang w:val="pt_PT" w:bidi="pt_PT"/>
+        </w:rPr>
+        <w:t>8</w:t>
+      </w:r>
       <w:r>
         <w:rPr>
           <w:lang w:val="pt_PT" w:bidi="pt_PT"/>
         </w:rPr>
         <w:t xml:space="preserve">; veja também </w:t>
       </w:r>
-      <w:hyperlink r:id="rId149">
-        <w:r>
-          <w:rPr>
-            <w:lang w:val="pt_PT" w:bidi="pt_PT"/>
-          </w:rPr>
-          <w:rPr>
-            <w:color w:val="0000EE"/>
-            <w:u w:val="single"/>
-          </w:rPr>
-          <w:t>Os 10.5–6</w:t>
-        </w:r>
-      </w:hyperlink>
+      <w:r>
+        <w:rPr>
+          <w:lang w:val="pt_PT" w:bidi="pt_PT"/>
+        </w:rPr>
+        <w:t>Os 10.5–6</w:t>
+      </w:r>
       <w:r>
         <w:rPr>
           <w:lang w:val="pt_PT" w:bidi="pt_PT"/>
         </w:rPr>
         <w:t xml:space="preserve">; </w:t>
       </w:r>
-      <w:hyperlink r:id="rId150">
-        <w:r>
-          <w:rPr>
-            <w:lang w:val="pt_PT" w:bidi="pt_PT"/>
-          </w:rPr>
-          <w:rPr>
-            <w:color w:val="0000EE"/>
-            <w:u w:val="single"/>
-          </w:rPr>
-          <w:t>Am 5.5–6</w:t>
-        </w:r>
-      </w:hyperlink>
+      <w:r>
+        <w:rPr>
+          <w:lang w:val="pt_PT" w:bidi="pt_PT"/>
+        </w:rPr>
+        <w:t>Am 5.5–6</w:t>
+      </w:r>
       <w:r>
         <w:rPr>
           <w:lang w:val="pt_PT" w:bidi="pt_PT"/>
         </w:rPr>
         <w:t>). • E chegam até a beijar esses bezerros de metal: os rituais religiosos cananeus incluíam beijar imagens de Baal (</w:t>
       </w:r>
-      <w:hyperlink r:id="rId151">
-        <w:r>
-          <w:rPr>
-            <w:lang w:val="pt_PT" w:bidi="pt_PT"/>
-          </w:rPr>
-          <w:rPr>
-            <w:color w:val="0000EE"/>
-            <w:u w:val="single"/>
-          </w:rPr>
-          <w:t>1Rs 19.18</w:t>
-        </w:r>
-      </w:hyperlink>
+      <w:r>
+        <w:rPr>
+          <w:lang w:val="pt_PT" w:bidi="pt_PT"/>
+        </w:rPr>
+        <w:t>1Rs 19.18</w:t>
+      </w:r>
       <w:r>
         <w:rPr>
           <w:lang w:val="pt_PT" w:bidi="pt_PT"/>
@@ -9456,18 +8550,12 @@
         </w:rPr>
         <w:t xml:space="preserve">O julgamento de Deus sobre o idólatra Efraim era que eles desapareceriam (cp. </w:t>
       </w:r>
-      <w:hyperlink r:id="rId78">
-        <w:r>
-          <w:rPr>
-            <w:lang w:val="pt_PT" w:bidi="pt_PT"/>
-          </w:rPr>
-          <w:rPr>
-            <w:color w:val="0000EE"/>
-            <w:u w:val="single"/>
-          </w:rPr>
-          <w:t>6.4</w:t>
-        </w:r>
-      </w:hyperlink>
+      <w:r>
+        <w:rPr>
+          <w:lang w:val="pt_PT" w:bidi="pt_PT"/>
+        </w:rPr>
+        <w:t>6.4</w:t>
+      </w:r>
       <w:r>
         <w:rPr>
           <w:lang w:val="pt_PT" w:bidi="pt_PT"/>
@@ -9570,18 +8658,12 @@
         </w:rPr>
         <w:t xml:space="preserve">então os corações de vocês se encheram de orgulho, e vocês esqueceram de mim: eles não confiaram no Senhor para segurança, mas em seus reis, exércitos e prosperidade econômica (veja </w:t>
       </w:r>
-      <w:hyperlink r:id="rId38">
-        <w:r>
-          <w:rPr>
-            <w:lang w:val="pt_PT" w:bidi="pt_PT"/>
-          </w:rPr>
-          <w:rPr>
-            <w:color w:val="0000EE"/>
-            <w:u w:val="single"/>
-          </w:rPr>
-          <w:t>2.13</w:t>
-        </w:r>
-      </w:hyperlink>
+      <w:r>
+        <w:rPr>
+          <w:lang w:val="pt_PT" w:bidi="pt_PT"/>
+        </w:rPr>
+        <w:t>2.13</w:t>
+      </w:r>
       <w:r>
         <w:rPr>
           <w:lang w:val="pt_PT" w:bidi="pt_PT"/>
@@ -9684,72 +8766,48 @@
         </w:rPr>
         <w:t xml:space="preserve">te rebelaste contra mim, contra o teu ajudador: veja </w:t>
       </w:r>
-      <w:hyperlink r:id="rId152">
-        <w:r>
-          <w:rPr>
-            <w:lang w:val="pt_PT" w:bidi="pt_PT"/>
-          </w:rPr>
-          <w:rPr>
-            <w:color w:val="0000EE"/>
-            <w:u w:val="single"/>
-          </w:rPr>
-          <w:t>Sl 70.5</w:t>
-        </w:r>
-      </w:hyperlink>
+      <w:r>
+        <w:rPr>
+          <w:lang w:val="pt_PT" w:bidi="pt_PT"/>
+        </w:rPr>
+        <w:t>Sl 70.5</w:t>
+      </w:r>
       <w:r>
         <w:rPr>
           <w:lang w:val="pt_PT" w:bidi="pt_PT"/>
         </w:rPr>
         <w:t xml:space="preserve">; </w:t>
       </w:r>
-      <w:hyperlink r:id="rId153">
-        <w:r>
-          <w:rPr>
-            <w:lang w:val="pt_PT" w:bidi="pt_PT"/>
-          </w:rPr>
-          <w:rPr>
-            <w:color w:val="0000EE"/>
-            <w:u w:val="single"/>
-          </w:rPr>
-          <w:t>115.9</w:t>
-        </w:r>
-      </w:hyperlink>
+      <w:r>
+        <w:rPr>
+          <w:lang w:val="pt_PT" w:bidi="pt_PT"/>
+        </w:rPr>
+        <w:t>115.9</w:t>
+      </w:r>
       <w:r>
         <w:rPr>
           <w:lang w:val="pt_PT" w:bidi="pt_PT"/>
         </w:rPr>
         <w:t xml:space="preserve">; </w:t>
       </w:r>
-      <w:hyperlink r:id="rId154">
-        <w:r>
-          <w:rPr>
-            <w:lang w:val="pt_PT" w:bidi="pt_PT"/>
-          </w:rPr>
-          <w:rPr>
-            <w:color w:val="0000EE"/>
-            <w:u w:val="single"/>
-          </w:rPr>
-          <w:t>121.2</w:t>
-        </w:r>
-      </w:hyperlink>
+      <w:r>
+        <w:rPr>
+          <w:lang w:val="pt_PT" w:bidi="pt_PT"/>
+        </w:rPr>
+        <w:t>121.2</w:t>
+      </w:r>
       <w:r>
         <w:rPr>
           <w:lang w:val="pt_PT" w:bidi="pt_PT"/>
         </w:rPr>
         <w:t xml:space="preserve">; </w:t>
       </w:r>
-      <w:hyperlink r:id="rId155">
-        <w:r>
-          <w:rPr>
-            <w:lang w:val="pt_PT" w:bidi="pt_PT"/>
-          </w:rPr>
-          <w:rPr>
-            <w:color w:val="0000EE"/>
-            <w:u w:val="single"/>
-          </w:rPr>
-          <w:t>124.8</w:t>
-        </w:r>
-      </w:hyperlink>
+      <w:r>
+        <w:rPr>
+          <w:lang w:val="pt_PT" w:bidi="pt_PT"/>
+        </w:rPr>
+        <w:t>124.8</w:t>
+      </w:r>
       <w:r>
         <w:rPr>
           <w:lang w:val="pt_PT" w:bidi="pt_PT"/>
@@ -9804,36 +8862,24 @@
         </w:rPr>
         <w:t xml:space="preserve">Onde está o seu rei? Quando a aliança de Oseias com o Egito falhou (veja </w:t>
       </w:r>
-      <w:hyperlink r:id="rId156">
-        <w:r>
-          <w:rPr>
-            <w:lang w:val="pt_PT" w:bidi="pt_PT"/>
-          </w:rPr>
-          <w:rPr>
-            <w:color w:val="0000EE"/>
-            <w:u w:val="single"/>
-          </w:rPr>
-          <w:t>12.1</w:t>
-        </w:r>
-      </w:hyperlink>
+      <w:r>
+        <w:rPr>
+          <w:lang w:val="pt_PT" w:bidi="pt_PT"/>
+        </w:rPr>
+        <w:t>12.1</w:t>
+      </w:r>
       <w:r>
         <w:rPr>
           <w:lang w:val="pt_PT" w:bidi="pt_PT"/>
         </w:rPr>
         <w:t>), ele tentou fazer paz com a Assíria, mas foi capturado e preso (</w:t>
       </w:r>
-      <w:hyperlink r:id="rId138">
-        <w:r>
-          <w:rPr>
-            <w:lang w:val="pt_PT" w:bidi="pt_PT"/>
-          </w:rPr>
-          <w:rPr>
-            <w:color w:val="0000EE"/>
-            <w:u w:val="single"/>
-          </w:rPr>
-          <w:t>2Rs 17.4</w:t>
-        </w:r>
-      </w:hyperlink>
+      <w:r>
+        <w:rPr>
+          <w:lang w:val="pt_PT" w:bidi="pt_PT"/>
+        </w:rPr>
+        <w:t>2Rs 17.4</w:t>
+      </w:r>
       <w:r>
         <w:rPr>
           <w:lang w:val="pt_PT" w:bidi="pt_PT"/>
@@ -10058,18 +9104,12 @@
         </w:rPr>
         <w:t xml:space="preserve">) refere-se ao reino dos mortos (veja </w:t>
       </w:r>
-      <w:hyperlink r:id="rId157">
-        <w:r>
-          <w:rPr>
-            <w:lang w:val="pt_PT" w:bidi="pt_PT"/>
-          </w:rPr>
-          <w:rPr>
-            <w:color w:val="0000EE"/>
-            <w:u w:val="single"/>
-          </w:rPr>
-          <w:t>Jó 3.11–19</w:t>
-        </w:r>
-      </w:hyperlink>
+      <w:r>
+        <w:rPr>
+          <w:lang w:val="pt_PT" w:bidi="pt_PT"/>
+        </w:rPr>
+        <w:t>Jó 3.11–19</w:t>
+      </w:r>
       <w:r>
         <w:rPr>
           <w:lang w:val="pt_PT" w:bidi="pt_PT"/>
@@ -10136,54 +9176,36 @@
         </w:rPr>
         <w:t>Em 722 a.C., a Assíria capturou Samaria, a capital do reino do norte (</w:t>
       </w:r>
-      <w:hyperlink r:id="rId158">
-        <w:r>
-          <w:rPr>
-            <w:lang w:val="pt_PT" w:bidi="pt_PT"/>
-          </w:rPr>
-          <w:rPr>
-            <w:color w:val="0000EE"/>
-            <w:u w:val="single"/>
-          </w:rPr>
-          <w:t>2Rs 17.5–6</w:t>
-        </w:r>
-      </w:hyperlink>
+      <w:r>
+        <w:rPr>
+          <w:lang w:val="pt_PT" w:bidi="pt_PT"/>
+        </w:rPr>
+        <w:t>2Rs 17.5–6</w:t>
+      </w:r>
       <w:r>
         <w:rPr>
           <w:lang w:val="pt_PT" w:bidi="pt_PT"/>
         </w:rPr>
         <w:t xml:space="preserve">). Milhares morreram durante o cerco de três anos, e muitos outros foram enviados para o exílio. Isso aconteceu porque eles se rebelaram contra seu Deus. • A prática horrível de matar mulheres grávidas também é mencionada em </w:t>
       </w:r>
-      <w:hyperlink r:id="rId159">
-        <w:r>
-          <w:rPr>
-            <w:lang w:val="pt_PT" w:bidi="pt_PT"/>
-          </w:rPr>
-          <w:rPr>
-            <w:color w:val="0000EE"/>
-            <w:u w:val="single"/>
-          </w:rPr>
-          <w:t>Am 1.13</w:t>
-        </w:r>
-      </w:hyperlink>
+      <w:r>
+        <w:rPr>
+          <w:lang w:val="pt_PT" w:bidi="pt_PT"/>
+        </w:rPr>
+        <w:t>Am 1.13</w:t>
+      </w:r>
       <w:r>
         <w:rPr>
           <w:lang w:val="pt_PT" w:bidi="pt_PT"/>
         </w:rPr>
         <w:t xml:space="preserve"> e </w:t>
       </w:r>
-      <w:hyperlink r:id="rId160">
-        <w:r>
-          <w:rPr>
-            <w:lang w:val="pt_PT" w:bidi="pt_PT"/>
-          </w:rPr>
-          <w:rPr>
-            <w:color w:val="0000EE"/>
-            <w:u w:val="single"/>
-          </w:rPr>
-          <w:t>2Rs 15.16</w:t>
-        </w:r>
-      </w:hyperlink>
+      <w:r>
+        <w:rPr>
+          <w:lang w:val="pt_PT" w:bidi="pt_PT"/>
+        </w:rPr>
+        <w:t>2Rs 15.16</w:t>
+      </w:r>
       <w:r>
         <w:rPr>
           <w:lang w:val="pt_PT" w:bidi="pt_PT"/>
@@ -10286,36 +9308,24 @@
         </w:rPr>
         <w:t xml:space="preserve">Oseias compôs uma oração modelo de confissão para ajudar seu povo a retornar ao Senhor. Os profetas de Deus não apenas se identificavam com Deus em sua indignação sobre a rebelião de Israel; eles também se identificavam com o povo em sua condição quebrantada (veja também </w:t>
       </w:r>
-      <w:hyperlink r:id="rId161">
-        <w:r>
-          <w:rPr>
-            <w:lang w:val="pt_PT" w:bidi="pt_PT"/>
-          </w:rPr>
-          <w:rPr>
-            <w:color w:val="0000EE"/>
-            <w:u w:val="single"/>
-          </w:rPr>
-          <w:t>Dn 9.4–19</w:t>
-        </w:r>
-      </w:hyperlink>
+      <w:r>
+        <w:rPr>
+          <w:lang w:val="pt_PT" w:bidi="pt_PT"/>
+        </w:rPr>
+        <w:t>Dn 9.4–19</w:t>
+      </w:r>
       <w:r>
         <w:rPr>
           <w:lang w:val="pt_PT" w:bidi="pt_PT"/>
         </w:rPr>
         <w:t xml:space="preserve">). • Perdoa todos os nossos pecados: os israelitas deveriam lançar-se sobre a misericórdia e graça de Deus, reconhecendo livremente seus muitos pecados. • e os nossos louvores serão o sacrifício que te ofereceremos: a inclinação de Israel era oferecer sacrifícios de animais pelo pecado, mas o Senhor havia deixado claro que os sacrifícios não eram a solução (veja </w:t>
       </w:r>
-      <w:hyperlink r:id="rId99">
-        <w:r>
-          <w:rPr>
-            <w:lang w:val="pt_PT" w:bidi="pt_PT"/>
-          </w:rPr>
-          <w:rPr>
-            <w:color w:val="0000EE"/>
-            <w:u w:val="single"/>
-          </w:rPr>
-          <w:t>Os 6.6</w:t>
-        </w:r>
-      </w:hyperlink>
+      <w:r>
+        <w:rPr>
+          <w:lang w:val="pt_PT" w:bidi="pt_PT"/>
+        </w:rPr>
+        <w:t>Os 6.6</w:t>
+      </w:r>
       <w:r>
         <w:rPr>
           <w:lang w:val="pt_PT" w:bidi="pt_PT"/>
@@ -10370,18 +9380,12 @@
         </w:rPr>
         <w:t>Os israelitas devem renunciar à sua dependência de ídolos, alianças estrangeiras e sua própria força militar. Embora fossem filhos de Deus (</w:t>
       </w:r>
-      <w:hyperlink r:id="rId162">
-        <w:r>
-          <w:rPr>
-            <w:lang w:val="pt_PT" w:bidi="pt_PT"/>
-          </w:rPr>
-          <w:rPr>
-            <w:color w:val="0000EE"/>
-            <w:u w:val="single"/>
-          </w:rPr>
-          <w:t>11.1</w:t>
-        </w:r>
-      </w:hyperlink>
+      <w:r>
+        <w:rPr>
+          <w:lang w:val="pt_PT" w:bidi="pt_PT"/>
+        </w:rPr>
+        <w:t>11.1</w:t>
+      </w:r>
       <w:r>
         <w:rPr>
           <w:lang w:val="pt_PT" w:bidi="pt_PT"/>
@@ -10436,18 +9440,12 @@
         </w:rPr>
         <w:t>Vou curar o meu povo da sua infidelidade: a cura por Deus é a única solução para a doença do pecado. O Senhor cura todas as nossas doenças, tanto físicas quanto espirituais (</w:t>
       </w:r>
-      <w:hyperlink r:id="rId163">
-        <w:r>
-          <w:rPr>
-            <w:lang w:val="pt_PT" w:bidi="pt_PT"/>
-          </w:rPr>
-          <w:rPr>
-            <w:color w:val="0000EE"/>
-            <w:u w:val="single"/>
-          </w:rPr>
-          <w:t>Sl 103.3</w:t>
-        </w:r>
-      </w:hyperlink>
+      <w:r>
+        <w:rPr>
+          <w:lang w:val="pt_PT" w:bidi="pt_PT"/>
+        </w:rPr>
+        <w:t>Sl 103.3</w:t>
+      </w:r>
       <w:r>
         <w:rPr>
           <w:lang w:val="pt_PT" w:bidi="pt_PT"/>
@@ -10502,54 +9500,36 @@
         </w:rPr>
         <w:t>Serei como a chuva para Israel: no clima semi-desértico de Israel, o orvalho era uma fonte importante de umidade vital (</w:t>
       </w:r>
-      <w:hyperlink r:id="rId164">
-        <w:r>
-          <w:rPr>
-            <w:lang w:val="pt_PT" w:bidi="pt_PT"/>
-          </w:rPr>
-          <w:rPr>
-            <w:color w:val="0000EE"/>
-            <w:u w:val="single"/>
-          </w:rPr>
-          <w:t>Gn 27.28</w:t>
-        </w:r>
-      </w:hyperlink>
+      <w:r>
+        <w:rPr>
+          <w:lang w:val="pt_PT" w:bidi="pt_PT"/>
+        </w:rPr>
+        <w:t>Gn 27.28</w:t>
+      </w:r>
       <w:r>
         <w:rPr>
           <w:lang w:val="pt_PT" w:bidi="pt_PT"/>
         </w:rPr>
         <w:t xml:space="preserve">; </w:t>
       </w:r>
-      <w:hyperlink r:id="rId165">
-        <w:r>
-          <w:rPr>
-            <w:lang w:val="pt_PT" w:bidi="pt_PT"/>
-          </w:rPr>
-          <w:rPr>
-            <w:color w:val="0000EE"/>
-            <w:u w:val="single"/>
-          </w:rPr>
-          <w:t>Dt 33.28</w:t>
-        </w:r>
-      </w:hyperlink>
+      <w:r>
+        <w:rPr>
+          <w:lang w:val="pt_PT" w:bidi="pt_PT"/>
+        </w:rPr>
+        <w:t>Dt 33.28</w:t>
+      </w:r>
       <w:r>
         <w:rPr>
           <w:lang w:val="pt_PT" w:bidi="pt_PT"/>
         </w:rPr>
         <w:t>). • As suas raízes serão profundas: quando Israel vivia em fidelidade à sua aliança com o Senhor, eles seriam sólidos e estáveis como os majestosos cedros do Líbano (</w:t>
       </w:r>
-      <w:hyperlink r:id="rId166">
-        <w:r>
-          <w:rPr>
-            <w:lang w:val="pt_PT" w:bidi="pt_PT"/>
-          </w:rPr>
-          <w:rPr>
-            <w:color w:val="0000EE"/>
-            <w:u w:val="single"/>
-          </w:rPr>
-          <w:t>Sl 92.12</w:t>
-        </w:r>
-      </w:hyperlink>
+      <w:r>
+        <w:rPr>
+          <w:lang w:val="pt_PT" w:bidi="pt_PT"/>
+        </w:rPr>
+        <w:t>Sl 92.12</w:t>
+      </w:r>
       <w:r>
         <w:rPr>
           <w:lang w:val="pt_PT" w:bidi="pt_PT"/>
@@ -10652,36 +9632,24 @@
         </w:rPr>
         <w:t>Israel viverá debaixo da minha proteção: um lugar de segurança e alívio (</w:t>
       </w:r>
-      <w:hyperlink r:id="rId167">
-        <w:r>
-          <w:rPr>
-            <w:lang w:val="pt_PT" w:bidi="pt_PT"/>
-          </w:rPr>
-          <w:rPr>
-            <w:color w:val="0000EE"/>
-            <w:u w:val="single"/>
-          </w:rPr>
-          <w:t>Sl 91.1</w:t>
-        </w:r>
-      </w:hyperlink>
+      <w:r>
+        <w:rPr>
+          <w:lang w:val="pt_PT" w:bidi="pt_PT"/>
+        </w:rPr>
+        <w:t>Sl 91.1</w:t>
+      </w:r>
       <w:r>
         <w:rPr>
           <w:lang w:val="pt_PT" w:bidi="pt_PT"/>
         </w:rPr>
         <w:t xml:space="preserve">; </w:t>
       </w:r>
-      <w:hyperlink r:id="rId168">
-        <w:r>
-          <w:rPr>
-            <w:lang w:val="pt_PT" w:bidi="pt_PT"/>
-          </w:rPr>
-          <w:rPr>
-            <w:color w:val="0000EE"/>
-            <w:u w:val="single"/>
-          </w:rPr>
-          <w:t>Is 25.4</w:t>
-        </w:r>
-      </w:hyperlink>
+      <w:r>
+        <w:rPr>
+          <w:lang w:val="pt_PT" w:bidi="pt_PT"/>
+        </w:rPr>
+        <w:t>Is 25.4</w:t>
+      </w:r>
       <w:r>
         <w:rPr>
           <w:lang w:val="pt_PT" w:bidi="pt_PT"/>
